--- a/lessons/2-2/readiness/practice.docx
+++ b/lessons/2-2/readiness/practice.docx
@@ -86,7 +86,1397 @@
     </w:p>
     <w:p>
       <w:pPr>
-        <w:spacing w:after="120" w:before="0"/>
+        <w:spacing w:after="60" w:before="120"/>
+      </w:pPr>
+      <w:r>
+        <w:rPr>
+          <w:b/>
+          <w:bCs/>
+          <w:color w:val="0F2B3C"/>
+          <w:sz w:val="24"/>
+          <w:szCs w:val="24"/>
+        </w:rPr>
+        <w:t xml:space="preserve">Vocabulary Anchor Box</w:t>
+      </w:r>
+    </w:p>
+    <w:tbl>
+      <w:tblPr>
+        <w:tblW w:type="dxa" w:w="9360"/>
+        <w:tblBorders>
+          <w:top w:val="single" w:color="C7D2DD" w:sz="6"/>
+          <w:left w:val="single" w:color="C7D2DD" w:sz="6"/>
+          <w:bottom w:val="single" w:color="C7D2DD" w:sz="6"/>
+          <w:right w:val="single" w:color="C7D2DD" w:sz="6"/>
+          <w:insideH w:val="single" w:color="C7D2DD" w:sz="6"/>
+          <w:insideV w:val="single" w:color="C7D2DD" w:sz="6"/>
+        </w:tblBorders>
+      </w:tblPr>
+      <w:tblGrid>
+        <w:gridCol w:w="1800"/>
+        <w:gridCol w:w="3160"/>
+        <w:gridCol w:w="2200"/>
+        <w:gridCol w:w="2200"/>
+      </w:tblGrid>
+      <w:tr>
+        <w:trPr>
+          <w:cantSplit/>
+          <w:tblHeader/>
+        </w:trPr>
+        <w:tc>
+          <w:tcPr>
+            <w:tcW w:type="dxa" w:w="1800"/>
+            <w:shd w:fill="EEF4F8" w:color="auto" w:val="clear"/>
+            <w:tcMar>
+              <w:top w:type="dxa" w:w="60"/>
+              <w:left w:type="dxa" w:w="100"/>
+              <w:bottom w:type="dxa" w:w="60"/>
+              <w:right w:type="dxa" w:w="100"/>
+            </w:tcMar>
+          </w:tcPr>
+          <w:p>
+            <w:pPr>
+              <w:spacing w:after="0" w:before="0"/>
+            </w:pPr>
+            <w:r>
+              <w:rPr>
+                <w:b/>
+                <w:bCs/>
+                <w:color w:val="0F2B3C"/>
+                <w:sz w:val="18"/>
+                <w:szCs w:val="18"/>
+              </w:rPr>
+              <w:t xml:space="preserve">Concept Term</w:t>
+            </w:r>
+          </w:p>
+        </w:tc>
+        <w:tc>
+          <w:tcPr>
+            <w:tcW w:type="dxa" w:w="3160"/>
+            <w:shd w:fill="EEF4F8" w:color="auto" w:val="clear"/>
+            <w:tcMar>
+              <w:top w:type="dxa" w:w="60"/>
+              <w:left w:type="dxa" w:w="100"/>
+              <w:bottom w:type="dxa" w:w="60"/>
+              <w:right w:type="dxa" w:w="100"/>
+            </w:tcMar>
+          </w:tcPr>
+          <w:p>
+            <w:pPr>
+              <w:spacing w:after="0" w:before="0"/>
+            </w:pPr>
+            <w:r>
+              <w:rPr>
+                <w:b/>
+                <w:bCs/>
+                <w:color w:val="0F2B3C"/>
+                <w:sz w:val="18"/>
+                <w:szCs w:val="18"/>
+              </w:rPr>
+              <w:t xml:space="preserve">Student-Friendly Definition</w:t>
+            </w:r>
+          </w:p>
+        </w:tc>
+        <w:tc>
+          <w:tcPr>
+            <w:tcW w:type="dxa" w:w="2200"/>
+            <w:shd w:fill="EEF4F8" w:color="auto" w:val="clear"/>
+            <w:tcMar>
+              <w:top w:type="dxa" w:w="60"/>
+              <w:left w:type="dxa" w:w="100"/>
+              <w:bottom w:type="dxa" w:w="60"/>
+              <w:right w:type="dxa" w:w="100"/>
+            </w:tcMar>
+          </w:tcPr>
+          <w:p>
+            <w:pPr>
+              <w:spacing w:after="0" w:before="0"/>
+            </w:pPr>
+            <w:r>
+              <w:rPr>
+                <w:b/>
+                <w:bCs/>
+                <w:color w:val="0F2B3C"/>
+                <w:sz w:val="18"/>
+                <w:szCs w:val="18"/>
+              </w:rPr>
+              <w:t xml:space="preserve">Non-Example</w:t>
+            </w:r>
+          </w:p>
+        </w:tc>
+        <w:tc>
+          <w:tcPr>
+            <w:tcW w:type="dxa" w:w="2200"/>
+            <w:shd w:fill="EEF4F8" w:color="auto" w:val="clear"/>
+            <w:tcMar>
+              <w:top w:type="dxa" w:w="60"/>
+              <w:left w:type="dxa" w:w="100"/>
+              <w:bottom w:type="dxa" w:w="60"/>
+              <w:right w:type="dxa" w:w="100"/>
+            </w:tcMar>
+          </w:tcPr>
+          <w:p>
+            <w:pPr>
+              <w:spacing w:after="0" w:before="0"/>
+            </w:pPr>
+            <w:r>
+              <w:rPr>
+                <w:b/>
+                <w:bCs/>
+                <w:color w:val="0F2B3C"/>
+                <w:sz w:val="18"/>
+                <w:szCs w:val="18"/>
+              </w:rPr>
+              <w:t xml:space="preserve">Visual Clue</w:t>
+            </w:r>
+          </w:p>
+        </w:tc>
+      </w:tr>
+      <w:tr>
+        <w:trPr>
+          <w:cantSplit/>
+        </w:trPr>
+        <w:tc>
+          <w:tcPr>
+            <w:tcW w:type="dxa" w:w="1800"/>
+            <w:tcMar>
+              <w:top w:type="dxa" w:w="60"/>
+              <w:left w:type="dxa" w:w="100"/>
+              <w:bottom w:type="dxa" w:w="60"/>
+              <w:right w:type="dxa" w:w="100"/>
+            </w:tcMar>
+            <w:vAlign w:val="top"/>
+          </w:tcPr>
+          <w:p>
+            <w:pPr>
+              <w:spacing w:after="20" w:before="0"/>
+            </w:pPr>
+            <w:r>
+              <w:rPr>
+                <w:b/>
+                <w:bCs/>
+                <w:color w:val="0F2B3C"/>
+                <w:sz w:val="20"/>
+                <w:szCs w:val="20"/>
+              </w:rPr>
+              <w:t xml:space="preserve">Display Data with Histograms</w:t>
+            </w:r>
+          </w:p>
+          <w:p>
+            <w:pPr>
+              <w:spacing w:after="0" w:before="0"/>
+            </w:pPr>
+            <w:r>
+              <w:rPr>
+                <w:i/>
+                <w:iCs/>
+                <w:color w:val="5E6E7E"/>
+                <w:sz w:val="18"/>
+                <w:szCs w:val="18"/>
+              </w:rPr>
+              <w:t xml:space="preserve">Representar datos con histogramas</w:t>
+            </w:r>
+          </w:p>
+        </w:tc>
+        <w:tc>
+          <w:tcPr>
+            <w:tcW w:type="dxa" w:w="3160"/>
+            <w:tcMar>
+              <w:top w:type="dxa" w:w="60"/>
+              <w:left w:type="dxa" w:w="100"/>
+              <w:bottom w:type="dxa" w:w="60"/>
+              <w:right w:type="dxa" w:w="100"/>
+            </w:tcMar>
+            <w:vAlign w:val="top"/>
+          </w:tcPr>
+          <w:p>
+            <w:pPr>
+              <w:spacing w:after="0" w:before="0"/>
+            </w:pPr>
+            <w:r>
+              <w:rPr>
+                <w:sz w:val="19"/>
+                <w:szCs w:val="19"/>
+              </w:rPr>
+              <w:t xml:space="preserve">Group numerical data into intervals and show each interval's frequency with a bar.</w:t>
+            </w:r>
+          </w:p>
+        </w:tc>
+        <w:tc>
+          <w:tcPr>
+            <w:tcW w:type="dxa" w:w="2200"/>
+            <w:tcMar>
+              <w:top w:type="dxa" w:w="60"/>
+              <w:left w:type="dxa" w:w="100"/>
+              <w:bottom w:type="dxa" w:w="60"/>
+              <w:right w:type="dxa" w:w="100"/>
+            </w:tcMar>
+            <w:vAlign w:val="top"/>
+          </w:tcPr>
+          <w:p>
+            <w:pPr>
+              <w:spacing w:after="30" w:before="0"/>
+            </w:pPr>
+            <w:r>
+              <w:rPr>
+                <w:i/>
+                <w:iCs/>
+                <w:color w:val="5E6E7E"/>
+                <w:sz w:val="18"/>
+                <w:szCs w:val="18"/>
+              </w:rPr>
+              <w:t xml:space="preserve">Not Display Data with Histograms: write a counter-example that does not fit the rule.</w:t>
+            </w:r>
+          </w:p>
+          <w:p>
+            <w:pPr>
+              <w:spacing w:after="50" w:before="0"/>
+            </w:pPr>
+            <w:r>
+              <w:rPr>
+                <w:color w:val="BBBBBB"/>
+                <w:sz w:val="18"/>
+                <w:szCs w:val="18"/>
+              </w:rPr>
+              <w:t xml:space="preserve">____________________________</w:t>
+            </w:r>
+          </w:p>
+        </w:tc>
+        <w:tc>
+          <w:tcPr>
+            <w:tcW w:type="dxa" w:w="2200"/>
+            <w:tcMar>
+              <w:top w:type="dxa" w:w="60"/>
+              <w:left w:type="dxa" w:w="100"/>
+              <w:bottom w:type="dxa" w:w="60"/>
+              <w:right w:type="dxa" w:w="100"/>
+            </w:tcMar>
+            <w:vAlign w:val="top"/>
+          </w:tcPr>
+          <w:p>
+            <w:pPr>
+              <w:spacing w:after="0" w:before="0"/>
+            </w:pPr>
+            <w:r>
+              <w:rPr>
+                <w:i/>
+                <w:iCs/>
+                <w:color w:val="5E6E7E"/>
+                <w:sz w:val="18"/>
+                <w:szCs w:val="18"/>
+              </w:rPr>
+              <w:t xml:space="preserve">Each touching bar shows how many values fall in one interval.</w:t>
+            </w:r>
+          </w:p>
+        </w:tc>
+      </w:tr>
+      <w:tr>
+        <w:trPr>
+          <w:cantSplit/>
+        </w:trPr>
+        <w:tc>
+          <w:tcPr>
+            <w:tcW w:type="dxa" w:w="1800"/>
+            <w:tcMar>
+              <w:top w:type="dxa" w:w="60"/>
+              <w:left w:type="dxa" w:w="100"/>
+              <w:bottom w:type="dxa" w:w="60"/>
+              <w:right w:type="dxa" w:w="100"/>
+            </w:tcMar>
+            <w:vAlign w:val="top"/>
+          </w:tcPr>
+          <w:p>
+            <w:pPr>
+              <w:spacing w:after="20" w:before="0"/>
+            </w:pPr>
+            <w:r>
+              <w:rPr>
+                <w:b/>
+                <w:bCs/>
+                <w:color w:val="0F2B3C"/>
+                <w:sz w:val="20"/>
+                <w:szCs w:val="20"/>
+              </w:rPr>
+              <w:t xml:space="preserve">Histogram</w:t>
+            </w:r>
+          </w:p>
+          <w:p>
+            <w:pPr>
+              <w:spacing w:after="0" w:before="0"/>
+            </w:pPr>
+            <w:r>
+              <w:rPr>
+                <w:i/>
+                <w:iCs/>
+                <w:color w:val="5E6E7E"/>
+                <w:sz w:val="18"/>
+                <w:szCs w:val="18"/>
+              </w:rPr>
+              <w:t xml:space="preserve">Histograma</w:t>
+            </w:r>
+          </w:p>
+        </w:tc>
+        <w:tc>
+          <w:tcPr>
+            <w:tcW w:type="dxa" w:w="3160"/>
+            <w:tcMar>
+              <w:top w:type="dxa" w:w="60"/>
+              <w:left w:type="dxa" w:w="100"/>
+              <w:bottom w:type="dxa" w:w="60"/>
+              <w:right w:type="dxa" w:w="100"/>
+            </w:tcMar>
+            <w:vAlign w:val="top"/>
+          </w:tcPr>
+          <w:p>
+            <w:pPr>
+              <w:spacing w:after="0" w:before="0"/>
+            </w:pPr>
+            <w:r>
+              <w:rPr>
+                <w:sz w:val="19"/>
+                <w:szCs w:val="19"/>
+              </w:rPr>
+              <w:t xml:space="preserve">A bar graph that groups data into equal ranges. The bars touch.</w:t>
+            </w:r>
+          </w:p>
+        </w:tc>
+        <w:tc>
+          <w:tcPr>
+            <w:tcW w:type="dxa" w:w="2200"/>
+            <w:tcMar>
+              <w:top w:type="dxa" w:w="60"/>
+              <w:left w:type="dxa" w:w="100"/>
+              <w:bottom w:type="dxa" w:w="60"/>
+              <w:right w:type="dxa" w:w="100"/>
+            </w:tcMar>
+            <w:vAlign w:val="top"/>
+          </w:tcPr>
+          <w:p>
+            <w:pPr>
+              <w:spacing w:after="30" w:before="0"/>
+            </w:pPr>
+            <w:r>
+              <w:rPr>
+                <w:i/>
+                <w:iCs/>
+                <w:color w:val="5E6E7E"/>
+                <w:sz w:val="18"/>
+                <w:szCs w:val="18"/>
+              </w:rPr>
+              <w:t xml:space="preserve">Not Histogram: write a counter-example that does not fit the rule.</w:t>
+            </w:r>
+          </w:p>
+          <w:p>
+            <w:pPr>
+              <w:spacing w:after="50" w:before="0"/>
+            </w:pPr>
+            <w:r>
+              <w:rPr>
+                <w:color w:val="BBBBBB"/>
+                <w:sz w:val="18"/>
+                <w:szCs w:val="18"/>
+              </w:rPr>
+              <w:t xml:space="preserve">____________________________</w:t>
+            </w:r>
+          </w:p>
+        </w:tc>
+        <w:tc>
+          <w:tcPr>
+            <w:tcW w:type="dxa" w:w="2200"/>
+            <w:tcMar>
+              <w:top w:type="dxa" w:w="60"/>
+              <w:left w:type="dxa" w:w="100"/>
+              <w:bottom w:type="dxa" w:w="60"/>
+              <w:right w:type="dxa" w:w="100"/>
+            </w:tcMar>
+            <w:vAlign w:val="top"/>
+          </w:tcPr>
+          <w:p>
+            <w:pPr>
+              <w:spacing w:after="0" w:before="0"/>
+            </w:pPr>
+            <w:r>
+              <w:rPr>
+                <w:i/>
+                <w:iCs/>
+                <w:color w:val="5E6E7E"/>
+                <w:sz w:val="18"/>
+                <w:szCs w:val="18"/>
+              </w:rPr>
+              <w:t xml:space="preserve">Bars side by side: 0-9 pts (3 players), 10-19 pts (8 players), 20-29 pts (4 players)</w:t>
+            </w:r>
+          </w:p>
+        </w:tc>
+      </w:tr>
+      <w:tr>
+        <w:trPr>
+          <w:cantSplit/>
+        </w:trPr>
+        <w:tc>
+          <w:tcPr>
+            <w:tcW w:type="dxa" w:w="1800"/>
+            <w:tcMar>
+              <w:top w:type="dxa" w:w="60"/>
+              <w:left w:type="dxa" w:w="100"/>
+              <w:bottom w:type="dxa" w:w="60"/>
+              <w:right w:type="dxa" w:w="100"/>
+            </w:tcMar>
+            <w:vAlign w:val="top"/>
+          </w:tcPr>
+          <w:p>
+            <w:pPr>
+              <w:spacing w:after="20" w:before="0"/>
+            </w:pPr>
+            <w:r>
+              <w:rPr>
+                <w:b/>
+                <w:bCs/>
+                <w:color w:val="0F2B3C"/>
+                <w:sz w:val="20"/>
+                <w:szCs w:val="20"/>
+              </w:rPr>
+              <w:t xml:space="preserve">Frequency</w:t>
+            </w:r>
+          </w:p>
+          <w:p>
+            <w:pPr>
+              <w:spacing w:after="0" w:before="0"/>
+            </w:pPr>
+            <w:r>
+              <w:rPr>
+                <w:i/>
+                <w:iCs/>
+                <w:color w:val="5E6E7E"/>
+                <w:sz w:val="18"/>
+                <w:szCs w:val="18"/>
+              </w:rPr>
+              <w:t xml:space="preserve">Frecuencia</w:t>
+            </w:r>
+          </w:p>
+        </w:tc>
+        <w:tc>
+          <w:tcPr>
+            <w:tcW w:type="dxa" w:w="3160"/>
+            <w:tcMar>
+              <w:top w:type="dxa" w:w="60"/>
+              <w:left w:type="dxa" w:w="100"/>
+              <w:bottom w:type="dxa" w:w="60"/>
+              <w:right w:type="dxa" w:w="100"/>
+            </w:tcMar>
+            <w:vAlign w:val="top"/>
+          </w:tcPr>
+          <w:p>
+            <w:pPr>
+              <w:spacing w:after="0" w:before="0"/>
+            </w:pPr>
+            <w:r>
+              <w:rPr>
+                <w:sz w:val="19"/>
+                <w:szCs w:val="19"/>
+              </w:rPr>
+              <w:t xml:space="preserve">How many times a value shows up.</w:t>
+            </w:r>
+          </w:p>
+        </w:tc>
+        <w:tc>
+          <w:tcPr>
+            <w:tcW w:type="dxa" w:w="2200"/>
+            <w:tcMar>
+              <w:top w:type="dxa" w:w="60"/>
+              <w:left w:type="dxa" w:w="100"/>
+              <w:bottom w:type="dxa" w:w="60"/>
+              <w:right w:type="dxa" w:w="100"/>
+            </w:tcMar>
+            <w:vAlign w:val="top"/>
+          </w:tcPr>
+          <w:p>
+            <w:pPr>
+              <w:spacing w:after="30" w:before="0"/>
+            </w:pPr>
+            <w:r>
+              <w:rPr>
+                <w:i/>
+                <w:iCs/>
+                <w:color w:val="5E6E7E"/>
+                <w:sz w:val="18"/>
+                <w:szCs w:val="18"/>
+              </w:rPr>
+              <w:t xml:space="preserve">Not Frequency: write a counter-example that does not fit the rule.</w:t>
+            </w:r>
+          </w:p>
+          <w:p>
+            <w:pPr>
+              <w:spacing w:after="50" w:before="0"/>
+            </w:pPr>
+            <w:r>
+              <w:rPr>
+                <w:color w:val="BBBBBB"/>
+                <w:sz w:val="18"/>
+                <w:szCs w:val="18"/>
+              </w:rPr>
+              <w:t xml:space="preserve">____________________________</w:t>
+            </w:r>
+          </w:p>
+        </w:tc>
+        <w:tc>
+          <w:tcPr>
+            <w:tcW w:type="dxa" w:w="2200"/>
+            <w:tcMar>
+              <w:top w:type="dxa" w:w="60"/>
+              <w:left w:type="dxa" w:w="100"/>
+              <w:bottom w:type="dxa" w:w="60"/>
+              <w:right w:type="dxa" w:w="100"/>
+            </w:tcMar>
+            <w:vAlign w:val="top"/>
+          </w:tcPr>
+          <w:p>
+            <w:pPr>
+              <w:spacing w:after="0" w:before="0"/>
+            </w:pPr>
+            <w:r>
+              <w:rPr>
+                <w:i/>
+                <w:iCs/>
+                <w:color w:val="5E6E7E"/>
+                <w:sz w:val="18"/>
+                <w:szCs w:val="18"/>
+              </w:rPr>
+              <w:t xml:space="preserve">If 5 players scored 10-19 points, the frequency for that interval is 5</w:t>
+            </w:r>
+          </w:p>
+        </w:tc>
+      </w:tr>
+      <w:tr>
+        <w:trPr>
+          <w:cantSplit/>
+        </w:trPr>
+        <w:tc>
+          <w:tcPr>
+            <w:tcW w:type="dxa" w:w="1800"/>
+            <w:tcMar>
+              <w:top w:type="dxa" w:w="60"/>
+              <w:left w:type="dxa" w:w="100"/>
+              <w:bottom w:type="dxa" w:w="60"/>
+              <w:right w:type="dxa" w:w="100"/>
+            </w:tcMar>
+            <w:vAlign w:val="top"/>
+          </w:tcPr>
+          <w:p>
+            <w:pPr>
+              <w:spacing w:after="20" w:before="0"/>
+            </w:pPr>
+            <w:r>
+              <w:rPr>
+                <w:b/>
+                <w:bCs/>
+                <w:color w:val="0F2B3C"/>
+                <w:sz w:val="20"/>
+                <w:szCs w:val="20"/>
+              </w:rPr>
+              <w:t xml:space="preserve">Interval</w:t>
+            </w:r>
+          </w:p>
+          <w:p>
+            <w:pPr>
+              <w:spacing w:after="0" w:before="0"/>
+            </w:pPr>
+            <w:r>
+              <w:rPr>
+                <w:i/>
+                <w:iCs/>
+                <w:color w:val="5E6E7E"/>
+                <w:sz w:val="18"/>
+                <w:szCs w:val="18"/>
+              </w:rPr>
+              <w:t xml:space="preserve">Intervalo</w:t>
+            </w:r>
+          </w:p>
+        </w:tc>
+        <w:tc>
+          <w:tcPr>
+            <w:tcW w:type="dxa" w:w="3160"/>
+            <w:tcMar>
+              <w:top w:type="dxa" w:w="60"/>
+              <w:left w:type="dxa" w:w="100"/>
+              <w:bottom w:type="dxa" w:w="60"/>
+              <w:right w:type="dxa" w:w="100"/>
+            </w:tcMar>
+            <w:vAlign w:val="top"/>
+          </w:tcPr>
+          <w:p>
+            <w:pPr>
+              <w:spacing w:after="0" w:before="0"/>
+            </w:pPr>
+            <w:r>
+              <w:rPr>
+                <w:sz w:val="19"/>
+                <w:szCs w:val="19"/>
+              </w:rPr>
+              <w:t xml:space="preserve">A range of numbers used to group data.</w:t>
+            </w:r>
+          </w:p>
+        </w:tc>
+        <w:tc>
+          <w:tcPr>
+            <w:tcW w:type="dxa" w:w="2200"/>
+            <w:tcMar>
+              <w:top w:type="dxa" w:w="60"/>
+              <w:left w:type="dxa" w:w="100"/>
+              <w:bottom w:type="dxa" w:w="60"/>
+              <w:right w:type="dxa" w:w="100"/>
+            </w:tcMar>
+            <w:vAlign w:val="top"/>
+          </w:tcPr>
+          <w:p>
+            <w:pPr>
+              <w:spacing w:after="30" w:before="0"/>
+            </w:pPr>
+            <w:r>
+              <w:rPr>
+                <w:i/>
+                <w:iCs/>
+                <w:color w:val="5E6E7E"/>
+                <w:sz w:val="18"/>
+                <w:szCs w:val="18"/>
+              </w:rPr>
+              <w:t xml:space="preserve">Not Interval: write a counter-example that does not fit the rule.</w:t>
+            </w:r>
+          </w:p>
+          <w:p>
+            <w:pPr>
+              <w:spacing w:after="50" w:before="0"/>
+            </w:pPr>
+            <w:r>
+              <w:rPr>
+                <w:color w:val="BBBBBB"/>
+                <w:sz w:val="18"/>
+                <w:szCs w:val="18"/>
+              </w:rPr>
+              <w:t xml:space="preserve">____________________________</w:t>
+            </w:r>
+          </w:p>
+        </w:tc>
+        <w:tc>
+          <w:tcPr>
+            <w:tcW w:type="dxa" w:w="2200"/>
+            <w:tcMar>
+              <w:top w:type="dxa" w:w="60"/>
+              <w:left w:type="dxa" w:w="100"/>
+              <w:bottom w:type="dxa" w:w="60"/>
+              <w:right w:type="dxa" w:w="100"/>
+            </w:tcMar>
+            <w:vAlign w:val="top"/>
+          </w:tcPr>
+          <w:p>
+            <w:pPr>
+              <w:spacing w:after="0" w:before="0"/>
+            </w:pPr>
+            <w:r>
+              <w:rPr>
+                <w:i/>
+                <w:iCs/>
+                <w:color w:val="5E6E7E"/>
+                <w:sz w:val="18"/>
+                <w:szCs w:val="18"/>
+              </w:rPr>
+              <w:t xml:space="preserve">0-9, 10-19, 20-29 are intervals of width 10 — each covers 10 values</w:t>
+            </w:r>
+          </w:p>
+        </w:tc>
+      </w:tr>
+      <w:tr>
+        <w:trPr>
+          <w:cantSplit/>
+        </w:trPr>
+        <w:tc>
+          <w:tcPr>
+            <w:tcW w:type="dxa" w:w="1800"/>
+            <w:tcMar>
+              <w:top w:type="dxa" w:w="60"/>
+              <w:left w:type="dxa" w:w="100"/>
+              <w:bottom w:type="dxa" w:w="60"/>
+              <w:right w:type="dxa" w:w="100"/>
+            </w:tcMar>
+            <w:vAlign w:val="top"/>
+          </w:tcPr>
+          <w:p>
+            <w:pPr>
+              <w:spacing w:after="20" w:before="0"/>
+            </w:pPr>
+            <w:r>
+              <w:rPr>
+                <w:b/>
+                <w:bCs/>
+                <w:color w:val="0F2B3C"/>
+                <w:sz w:val="20"/>
+                <w:szCs w:val="20"/>
+              </w:rPr>
+              <w:t xml:space="preserve">Distribution</w:t>
+            </w:r>
+          </w:p>
+          <w:p>
+            <w:pPr>
+              <w:spacing w:after="0" w:before="0"/>
+            </w:pPr>
+            <w:r>
+              <w:rPr>
+                <w:i/>
+                <w:iCs/>
+                <w:color w:val="5E6E7E"/>
+                <w:sz w:val="18"/>
+                <w:szCs w:val="18"/>
+              </w:rPr>
+              <w:t xml:space="preserve">Distribución</w:t>
+            </w:r>
+          </w:p>
+        </w:tc>
+        <w:tc>
+          <w:tcPr>
+            <w:tcW w:type="dxa" w:w="3160"/>
+            <w:tcMar>
+              <w:top w:type="dxa" w:w="60"/>
+              <w:left w:type="dxa" w:w="100"/>
+              <w:bottom w:type="dxa" w:w="60"/>
+              <w:right w:type="dxa" w:w="100"/>
+            </w:tcMar>
+            <w:vAlign w:val="top"/>
+          </w:tcPr>
+          <w:p>
+            <w:pPr>
+              <w:spacing w:after="0" w:before="0"/>
+            </w:pPr>
+            <w:r>
+              <w:rPr>
+                <w:sz w:val="19"/>
+                <w:szCs w:val="19"/>
+              </w:rPr>
+              <w:t xml:space="preserve">How the data is spread out.</w:t>
+            </w:r>
+          </w:p>
+        </w:tc>
+        <w:tc>
+          <w:tcPr>
+            <w:tcW w:type="dxa" w:w="2200"/>
+            <w:tcMar>
+              <w:top w:type="dxa" w:w="60"/>
+              <w:left w:type="dxa" w:w="100"/>
+              <w:bottom w:type="dxa" w:w="60"/>
+              <w:right w:type="dxa" w:w="100"/>
+            </w:tcMar>
+            <w:vAlign w:val="top"/>
+          </w:tcPr>
+          <w:p>
+            <w:pPr>
+              <w:spacing w:after="30" w:before="0"/>
+            </w:pPr>
+            <w:r>
+              <w:rPr>
+                <w:i/>
+                <w:iCs/>
+                <w:color w:val="5E6E7E"/>
+                <w:sz w:val="18"/>
+                <w:szCs w:val="18"/>
+              </w:rPr>
+              <w:t xml:space="preserve">Not Distribution: write a counter-example that does not fit the rule.</w:t>
+            </w:r>
+          </w:p>
+          <w:p>
+            <w:pPr>
+              <w:spacing w:after="50" w:before="0"/>
+            </w:pPr>
+            <w:r>
+              <w:rPr>
+                <w:color w:val="BBBBBB"/>
+                <w:sz w:val="18"/>
+                <w:szCs w:val="18"/>
+              </w:rPr>
+              <w:t xml:space="preserve">____________________________</w:t>
+            </w:r>
+          </w:p>
+        </w:tc>
+        <w:tc>
+          <w:tcPr>
+            <w:tcW w:type="dxa" w:w="2200"/>
+            <w:tcMar>
+              <w:top w:type="dxa" w:w="60"/>
+              <w:left w:type="dxa" w:w="100"/>
+              <w:bottom w:type="dxa" w:w="60"/>
+              <w:right w:type="dxa" w:w="100"/>
+            </w:tcMar>
+            <w:vAlign w:val="top"/>
+          </w:tcPr>
+          <w:p>
+            <w:pPr>
+              <w:spacing w:after="0" w:before="0"/>
+            </w:pPr>
+            <w:r>
+              <w:rPr>
+                <w:i/>
+                <w:iCs/>
+                <w:color w:val="5E6E7E"/>
+                <w:sz w:val="18"/>
+                <w:szCs w:val="18"/>
+              </w:rPr>
+              <w:t xml:space="preserve">Most data in the middle with fewer at the ends = bell-shaped; most on one side with a tail = skewed</w:t>
+            </w:r>
+          </w:p>
+        </w:tc>
+      </w:tr>
+      <w:tr>
+        <w:trPr>
+          <w:cantSplit/>
+        </w:trPr>
+        <w:tc>
+          <w:tcPr>
+            <w:tcW w:type="dxa" w:w="1800"/>
+            <w:tcMar>
+              <w:top w:type="dxa" w:w="60"/>
+              <w:left w:type="dxa" w:w="100"/>
+              <w:bottom w:type="dxa" w:w="60"/>
+              <w:right w:type="dxa" w:w="100"/>
+            </w:tcMar>
+            <w:vAlign w:val="top"/>
+          </w:tcPr>
+          <w:p>
+            <w:pPr>
+              <w:spacing w:after="20" w:before="0"/>
+            </w:pPr>
+            <w:r>
+              <w:rPr>
+                <w:b/>
+                <w:bCs/>
+                <w:color w:val="0F2B3C"/>
+                <w:sz w:val="20"/>
+                <w:szCs w:val="20"/>
+              </w:rPr>
+              <w:t xml:space="preserve">Variability</w:t>
+            </w:r>
+          </w:p>
+          <w:p>
+            <w:pPr>
+              <w:spacing w:after="0" w:before="0"/>
+            </w:pPr>
+            <w:r>
+              <w:rPr>
+                <w:i/>
+                <w:iCs/>
+                <w:color w:val="5E6E7E"/>
+                <w:sz w:val="18"/>
+                <w:szCs w:val="18"/>
+              </w:rPr>
+              <w:t xml:space="preserve">Variabilidad</w:t>
+            </w:r>
+          </w:p>
+        </w:tc>
+        <w:tc>
+          <w:tcPr>
+            <w:tcW w:type="dxa" w:w="3160"/>
+            <w:tcMar>
+              <w:top w:type="dxa" w:w="60"/>
+              <w:left w:type="dxa" w:w="100"/>
+              <w:bottom w:type="dxa" w:w="60"/>
+              <w:right w:type="dxa" w:w="100"/>
+            </w:tcMar>
+            <w:vAlign w:val="top"/>
+          </w:tcPr>
+          <w:p>
+            <w:pPr>
+              <w:spacing w:after="0" w:before="0"/>
+            </w:pPr>
+            <w:r>
+              <w:rPr>
+                <w:sz w:val="19"/>
+                <w:szCs w:val="19"/>
+              </w:rPr>
+              <w:t xml:space="preserve">How spread out the numbers are.</w:t>
+            </w:r>
+          </w:p>
+        </w:tc>
+        <w:tc>
+          <w:tcPr>
+            <w:tcW w:type="dxa" w:w="2200"/>
+            <w:tcMar>
+              <w:top w:type="dxa" w:w="60"/>
+              <w:left w:type="dxa" w:w="100"/>
+              <w:bottom w:type="dxa" w:w="60"/>
+              <w:right w:type="dxa" w:w="100"/>
+            </w:tcMar>
+            <w:vAlign w:val="top"/>
+          </w:tcPr>
+          <w:p>
+            <w:pPr>
+              <w:spacing w:after="30" w:before="0"/>
+            </w:pPr>
+            <w:r>
+              <w:rPr>
+                <w:i/>
+                <w:iCs/>
+                <w:color w:val="5E6E7E"/>
+                <w:sz w:val="18"/>
+                <w:szCs w:val="18"/>
+              </w:rPr>
+              <w:t xml:space="preserve">Not Variability: write a counter-example that does not fit the rule.</w:t>
+            </w:r>
+          </w:p>
+          <w:p>
+            <w:pPr>
+              <w:spacing w:after="50" w:before="0"/>
+            </w:pPr>
+            <w:r>
+              <w:rPr>
+                <w:color w:val="BBBBBB"/>
+                <w:sz w:val="18"/>
+                <w:szCs w:val="18"/>
+              </w:rPr>
+              <w:t xml:space="preserve">____________________________</w:t>
+            </w:r>
+          </w:p>
+        </w:tc>
+        <w:tc>
+          <w:tcPr>
+            <w:tcW w:type="dxa" w:w="2200"/>
+            <w:tcMar>
+              <w:top w:type="dxa" w:w="60"/>
+              <w:left w:type="dxa" w:w="100"/>
+              <w:bottom w:type="dxa" w:w="60"/>
+              <w:right w:type="dxa" w:w="100"/>
+            </w:tcMar>
+            <w:vAlign w:val="top"/>
+          </w:tcPr>
+          <w:p>
+            <w:pPr>
+              <w:spacing w:after="0" w:before="0"/>
+            </w:pPr>
+            <w:r>
+              <w:rPr>
+                <w:i/>
+                <w:iCs/>
+                <w:color w:val="5E6E7E"/>
+                <w:sz w:val="18"/>
+                <w:szCs w:val="18"/>
+              </w:rPr>
+              <w:t xml:space="preserve">Data in just 2 intervals = low variability. Data across 6 intervals = high variability</w:t>
+            </w:r>
+          </w:p>
+        </w:tc>
+      </w:tr>
+      <w:tr>
+        <w:trPr>
+          <w:cantSplit/>
+        </w:trPr>
+        <w:tc>
+          <w:tcPr>
+            <w:tcW w:type="dxa" w:w="1800"/>
+            <w:tcMar>
+              <w:top w:type="dxa" w:w="60"/>
+              <w:left w:type="dxa" w:w="100"/>
+              <w:bottom w:type="dxa" w:w="60"/>
+              <w:right w:type="dxa" w:w="100"/>
+            </w:tcMar>
+            <w:vAlign w:val="top"/>
+          </w:tcPr>
+          <w:p>
+            <w:pPr>
+              <w:spacing w:after="20" w:before="0"/>
+            </w:pPr>
+            <w:r>
+              <w:rPr>
+                <w:b/>
+                <w:bCs/>
+                <w:color w:val="0F2B3C"/>
+                <w:sz w:val="20"/>
+                <w:szCs w:val="20"/>
+              </w:rPr>
+              <w:t xml:space="preserve">Frequency table</w:t>
+            </w:r>
+          </w:p>
+          <w:p>
+            <w:pPr>
+              <w:spacing w:after="0" w:before="0"/>
+            </w:pPr>
+            <w:r>
+              <w:rPr>
+                <w:i/>
+                <w:iCs/>
+                <w:color w:val="5E6E7E"/>
+                <w:sz w:val="18"/>
+                <w:szCs w:val="18"/>
+              </w:rPr>
+              <w:t xml:space="preserve">Tabla de frecuencias</w:t>
+            </w:r>
+          </w:p>
+        </w:tc>
+        <w:tc>
+          <w:tcPr>
+            <w:tcW w:type="dxa" w:w="3160"/>
+            <w:tcMar>
+              <w:top w:type="dxa" w:w="60"/>
+              <w:left w:type="dxa" w:w="100"/>
+              <w:bottom w:type="dxa" w:w="60"/>
+              <w:right w:type="dxa" w:w="100"/>
+            </w:tcMar>
+            <w:vAlign w:val="top"/>
+          </w:tcPr>
+          <w:p>
+            <w:pPr>
+              <w:spacing w:after="0" w:before="0"/>
+            </w:pPr>
+            <w:r>
+              <w:rPr>
+                <w:sz w:val="19"/>
+                <w:szCs w:val="19"/>
+              </w:rPr>
+              <w:t xml:space="preserve">A table that lists each interval and how many values fall in it.</w:t>
+            </w:r>
+          </w:p>
+        </w:tc>
+        <w:tc>
+          <w:tcPr>
+            <w:tcW w:type="dxa" w:w="2200"/>
+            <w:tcMar>
+              <w:top w:type="dxa" w:w="60"/>
+              <w:left w:type="dxa" w:w="100"/>
+              <w:bottom w:type="dxa" w:w="60"/>
+              <w:right w:type="dxa" w:w="100"/>
+            </w:tcMar>
+            <w:vAlign w:val="top"/>
+          </w:tcPr>
+          <w:p>
+            <w:pPr>
+              <w:spacing w:after="30" w:before="0"/>
+            </w:pPr>
+            <w:r>
+              <w:rPr>
+                <w:i/>
+                <w:iCs/>
+                <w:color w:val="5E6E7E"/>
+                <w:sz w:val="18"/>
+                <w:szCs w:val="18"/>
+              </w:rPr>
+              <w:t xml:space="preserve">Not Frequency table: write a counter-example that does not fit the rule.</w:t>
+            </w:r>
+          </w:p>
+          <w:p>
+            <w:pPr>
+              <w:spacing w:after="50" w:before="0"/>
+            </w:pPr>
+            <w:r>
+              <w:rPr>
+                <w:color w:val="BBBBBB"/>
+                <w:sz w:val="18"/>
+                <w:szCs w:val="18"/>
+              </w:rPr>
+              <w:t xml:space="preserve">____________________________</w:t>
+            </w:r>
+          </w:p>
+        </w:tc>
+        <w:tc>
+          <w:tcPr>
+            <w:tcW w:type="dxa" w:w="2200"/>
+            <w:tcMar>
+              <w:top w:type="dxa" w:w="60"/>
+              <w:left w:type="dxa" w:w="100"/>
+              <w:bottom w:type="dxa" w:w="60"/>
+              <w:right w:type="dxa" w:w="100"/>
+            </w:tcMar>
+            <w:vAlign w:val="top"/>
+          </w:tcPr>
+          <w:p>
+            <w:pPr>
+              <w:spacing w:after="0" w:before="0"/>
+            </w:pPr>
+            <w:r>
+              <w:rPr>
+                <w:i/>
+                <w:iCs/>
+                <w:color w:val="5E6E7E"/>
+                <w:sz w:val="18"/>
+                <w:szCs w:val="18"/>
+              </w:rPr>
+              <w:t xml:space="preserve">10–19 . . . 3 means three values are between 10 and 19.</w:t>
+            </w:r>
+          </w:p>
+        </w:tc>
+      </w:tr>
+      <w:tr>
+        <w:trPr>
+          <w:cantSplit/>
+        </w:trPr>
+        <w:tc>
+          <w:tcPr>
+            <w:tcW w:type="dxa" w:w="1800"/>
+            <w:tcMar>
+              <w:top w:type="dxa" w:w="60"/>
+              <w:left w:type="dxa" w:w="100"/>
+              <w:bottom w:type="dxa" w:w="60"/>
+              <w:right w:type="dxa" w:w="100"/>
+            </w:tcMar>
+            <w:vAlign w:val="top"/>
+          </w:tcPr>
+          <w:p>
+            <w:pPr>
+              <w:spacing w:after="20" w:before="0"/>
+            </w:pPr>
+            <w:r>
+              <w:rPr>
+                <w:b/>
+                <w:bCs/>
+                <w:color w:val="0F2B3C"/>
+                <w:sz w:val="20"/>
+                <w:szCs w:val="20"/>
+              </w:rPr>
+              <w:t xml:space="preserve">Shape of the data</w:t>
+            </w:r>
+          </w:p>
+          <w:p>
+            <w:pPr>
+              <w:spacing w:after="0" w:before="0"/>
+            </w:pPr>
+            <w:r>
+              <w:rPr>
+                <w:i/>
+                <w:iCs/>
+                <w:color w:val="5E6E7E"/>
+                <w:sz w:val="18"/>
+                <w:szCs w:val="18"/>
+              </w:rPr>
+              <w:t xml:space="preserve">Forma de los datos</w:t>
+            </w:r>
+          </w:p>
+        </w:tc>
+        <w:tc>
+          <w:tcPr>
+            <w:tcW w:type="dxa" w:w="3160"/>
+            <w:tcMar>
+              <w:top w:type="dxa" w:w="60"/>
+              <w:left w:type="dxa" w:w="100"/>
+              <w:bottom w:type="dxa" w:w="60"/>
+              <w:right w:type="dxa" w:w="100"/>
+            </w:tcMar>
+            <w:vAlign w:val="top"/>
+          </w:tcPr>
+          <w:p>
+            <w:pPr>
+              <w:spacing w:after="0" w:before="0"/>
+            </w:pPr>
+            <w:r>
+              <w:rPr>
+                <w:sz w:val="19"/>
+                <w:szCs w:val="19"/>
+              </w:rPr>
+              <w:t xml:space="preserve">The pattern the bars or dots make across the intervals.</w:t>
+            </w:r>
+          </w:p>
+        </w:tc>
+        <w:tc>
+          <w:tcPr>
+            <w:tcW w:type="dxa" w:w="2200"/>
+            <w:tcMar>
+              <w:top w:type="dxa" w:w="60"/>
+              <w:left w:type="dxa" w:w="100"/>
+              <w:bottom w:type="dxa" w:w="60"/>
+              <w:right w:type="dxa" w:w="100"/>
+            </w:tcMar>
+            <w:vAlign w:val="top"/>
+          </w:tcPr>
+          <w:p>
+            <w:pPr>
+              <w:spacing w:after="30" w:before="0"/>
+            </w:pPr>
+            <w:r>
+              <w:rPr>
+                <w:i/>
+                <w:iCs/>
+                <w:color w:val="5E6E7E"/>
+                <w:sz w:val="18"/>
+                <w:szCs w:val="18"/>
+              </w:rPr>
+              <w:t xml:space="preserve">Not Shape of the data: write a counter-example that does not fit the rule.</w:t>
+            </w:r>
+          </w:p>
+          <w:p>
+            <w:pPr>
+              <w:spacing w:after="50" w:before="0"/>
+            </w:pPr>
+            <w:r>
+              <w:rPr>
+                <w:color w:val="BBBBBB"/>
+                <w:sz w:val="18"/>
+                <w:szCs w:val="18"/>
+              </w:rPr>
+              <w:t xml:space="preserve">____________________________</w:t>
+            </w:r>
+          </w:p>
+        </w:tc>
+        <w:tc>
+          <w:tcPr>
+            <w:tcW w:type="dxa" w:w="2200"/>
+            <w:tcMar>
+              <w:top w:type="dxa" w:w="60"/>
+              <w:left w:type="dxa" w:w="100"/>
+              <w:bottom w:type="dxa" w:w="60"/>
+              <w:right w:type="dxa" w:w="100"/>
+            </w:tcMar>
+            <w:vAlign w:val="top"/>
+          </w:tcPr>
+          <w:p>
+            <w:pPr>
+              <w:spacing w:after="0" w:before="0"/>
+            </w:pPr>
+            <w:r>
+              <w:rPr>
+                <w:i/>
+                <w:iCs/>
+                <w:color w:val="5E6E7E"/>
+                <w:sz w:val="18"/>
+                <w:szCs w:val="18"/>
+              </w:rPr>
+              <w:t xml:space="preserve">Tall in the middle and short on both sides is one shape.</w:t>
+            </w:r>
+          </w:p>
+        </w:tc>
+      </w:tr>
+      <w:tr>
+        <w:trPr>
+          <w:cantSplit/>
+        </w:trPr>
+        <w:tc>
+          <w:tcPr>
+            <w:tcW w:type="dxa" w:w="1800"/>
+            <w:tcMar>
+              <w:top w:type="dxa" w:w="60"/>
+              <w:left w:type="dxa" w:w="100"/>
+              <w:bottom w:type="dxa" w:w="60"/>
+              <w:right w:type="dxa" w:w="100"/>
+            </w:tcMar>
+            <w:vAlign w:val="top"/>
+          </w:tcPr>
+          <w:p>
+            <w:pPr>
+              <w:spacing w:after="20" w:before="0"/>
+            </w:pPr>
+            <w:r>
+              <w:rPr>
+                <w:b/>
+                <w:bCs/>
+                <w:color w:val="0F2B3C"/>
+                <w:sz w:val="20"/>
+                <w:szCs w:val="20"/>
+              </w:rPr>
+              <w:t xml:space="preserve">Peak</w:t>
+            </w:r>
+          </w:p>
+          <w:p>
+            <w:pPr>
+              <w:spacing w:after="0" w:before="0"/>
+            </w:pPr>
+            <w:r>
+              <w:rPr>
+                <w:i/>
+                <w:iCs/>
+                <w:color w:val="5E6E7E"/>
+                <w:sz w:val="18"/>
+                <w:szCs w:val="18"/>
+              </w:rPr>
+              <w:t xml:space="preserve">Pico</w:t>
+            </w:r>
+          </w:p>
+        </w:tc>
+        <w:tc>
+          <w:tcPr>
+            <w:tcW w:type="dxa" w:w="3160"/>
+            <w:tcMar>
+              <w:top w:type="dxa" w:w="60"/>
+              <w:left w:type="dxa" w:w="100"/>
+              <w:bottom w:type="dxa" w:w="60"/>
+              <w:right w:type="dxa" w:w="100"/>
+            </w:tcMar>
+            <w:vAlign w:val="top"/>
+          </w:tcPr>
+          <w:p>
+            <w:pPr>
+              <w:spacing w:after="0" w:before="0"/>
+            </w:pPr>
+            <w:r>
+              <w:rPr>
+                <w:sz w:val="19"/>
+                <w:szCs w:val="19"/>
+              </w:rPr>
+              <w:t xml:space="preserve">The tallest bar or stack in a data display.</w:t>
+            </w:r>
+          </w:p>
+        </w:tc>
+        <w:tc>
+          <w:tcPr>
+            <w:tcW w:type="dxa" w:w="2200"/>
+            <w:tcMar>
+              <w:top w:type="dxa" w:w="60"/>
+              <w:left w:type="dxa" w:w="100"/>
+              <w:bottom w:type="dxa" w:w="60"/>
+              <w:right w:type="dxa" w:w="100"/>
+            </w:tcMar>
+            <w:vAlign w:val="top"/>
+          </w:tcPr>
+          <w:p>
+            <w:pPr>
+              <w:spacing w:after="30" w:before="0"/>
+            </w:pPr>
+            <w:r>
+              <w:rPr>
+                <w:i/>
+                <w:iCs/>
+                <w:color w:val="5E6E7E"/>
+                <w:sz w:val="18"/>
+                <w:szCs w:val="18"/>
+              </w:rPr>
+              <w:t xml:space="preserve">Not Peak: write a counter-example that does not fit the rule.</w:t>
+            </w:r>
+          </w:p>
+          <w:p>
+            <w:pPr>
+              <w:spacing w:after="50" w:before="0"/>
+            </w:pPr>
+            <w:r>
+              <w:rPr>
+                <w:color w:val="BBBBBB"/>
+                <w:sz w:val="18"/>
+                <w:szCs w:val="18"/>
+              </w:rPr>
+              <w:t xml:space="preserve">____________________________</w:t>
+            </w:r>
+          </w:p>
+        </w:tc>
+        <w:tc>
+          <w:tcPr>
+            <w:tcW w:type="dxa" w:w="2200"/>
+            <w:tcMar>
+              <w:top w:type="dxa" w:w="60"/>
+              <w:left w:type="dxa" w:w="100"/>
+              <w:bottom w:type="dxa" w:w="60"/>
+              <w:right w:type="dxa" w:w="100"/>
+            </w:tcMar>
+            <w:vAlign w:val="top"/>
+          </w:tcPr>
+          <w:p>
+            <w:pPr>
+              <w:spacing w:after="0" w:before="0"/>
+            </w:pPr>
+            <w:r>
+              <w:rPr>
+                <w:i/>
+                <w:iCs/>
+                <w:color w:val="5E6E7E"/>
+                <w:sz w:val="18"/>
+                <w:szCs w:val="18"/>
+              </w:rPr>
+              <w:t xml:space="preserve">The tallest bar of the histogram is the peak.</w:t>
+            </w:r>
+          </w:p>
+        </w:tc>
+      </w:tr>
+    </w:tbl>
+    <w:p>
+      <w:pPr>
+        <w:spacing w:after="120" w:before="140"/>
       </w:pPr>
       <w:r>
         <w:rPr>
@@ -127,73 +1517,922 @@
         <w:t xml:space="preserve">Read one bar at a time.</w:t>
       </w:r>
     </w:p>
-    <w:p>
-      <w:pPr>
-        <w:spacing w:after="40" w:before="0"/>
-      </w:pPr>
-      <w:r>
-        <w:rPr>
-          <w:sz w:val="22"/>
-          <w:szCs w:val="22"/>
-        </w:rPr>
-        <w:t xml:space="preserve">1.  A bar reaches the line marked 3. How many does it count?</w:t>
-      </w:r>
-    </w:p>
-    <w:p>
-      <w:pPr>
-        <w:spacing w:after="80" w:before="0"/>
-      </w:pPr>
-      <w:r>
-        <w:rPr>
-          <w:color w:val="BBBBBB"/>
-        </w:rPr>
-        <w:t xml:space="preserve">____________________________________________________</w:t>
-      </w:r>
-    </w:p>
-    <w:p>
-      <w:pPr>
-        <w:spacing w:after="40" w:before="0"/>
-      </w:pPr>
-      <w:r>
-        <w:rPr>
-          <w:sz w:val="22"/>
-          <w:szCs w:val="22"/>
-        </w:rPr>
-        <w:t xml:space="preserve">2.  Another bar reaches 2. How many does it count?</w:t>
-      </w:r>
-    </w:p>
-    <w:p>
-      <w:pPr>
-        <w:spacing w:after="80" w:before="0"/>
-      </w:pPr>
-      <w:r>
-        <w:rPr>
-          <w:color w:val="BBBBBB"/>
-        </w:rPr>
-        <w:t xml:space="preserve">____________________________________________________</w:t>
-      </w:r>
-    </w:p>
-    <w:p>
-      <w:pPr>
-        <w:spacing w:after="40" w:before="0"/>
-      </w:pPr>
-      <w:r>
-        <w:rPr>
-          <w:sz w:val="22"/>
-          <w:szCs w:val="22"/>
-        </w:rPr>
-        <w:t xml:space="preserve">3.  Add the two bars: 3 + 2 = ___</w:t>
-      </w:r>
-    </w:p>
-    <w:p>
-      <w:pPr>
-        <w:spacing w:after="80" w:before="0"/>
-      </w:pPr>
-      <w:r>
-        <w:rPr>
-          <w:color w:val="BBBBBB"/>
-        </w:rPr>
-        <w:t xml:space="preserve">____________________________________________________</w:t>
+    <w:tbl>
+      <w:tblPr>
+        <w:tblW w:type="dxa" w:w="9360"/>
+        <w:tblBorders>
+          <w:top w:val="single" w:color="C7D2DD" w:sz="6"/>
+          <w:left w:val="single" w:color="C7D2DD" w:sz="6"/>
+          <w:bottom w:val="single" w:color="C7D2DD" w:sz="6"/>
+          <w:right w:val="single" w:color="C7D2DD" w:sz="6"/>
+          <w:insideH w:val="single" w:color="C7D2DD" w:sz="6"/>
+          <w:insideV w:val="single" w:color="C7D2DD" w:sz="6"/>
+        </w:tblBorders>
+      </w:tblPr>
+      <w:tblGrid>
+        <w:gridCol w:w="2800"/>
+        <w:gridCol w:w="3560"/>
+        <w:gridCol w:w="3000"/>
+      </w:tblGrid>
+      <w:tr>
+        <w:trPr>
+          <w:cantSplit/>
+          <w:tblHeader/>
+        </w:trPr>
+        <w:tc>
+          <w:tcPr>
+            <w:tcW w:type="dxa" w:w="2800"/>
+            <w:shd w:fill="EEF4F8" w:color="auto" w:val="clear"/>
+            <w:tcMar>
+              <w:top w:type="dxa" w:w="60"/>
+              <w:left w:type="dxa" w:w="100"/>
+              <w:bottom w:type="dxa" w:w="60"/>
+              <w:right w:type="dxa" w:w="100"/>
+            </w:tcMar>
+          </w:tcPr>
+          <w:p>
+            <w:pPr>
+              <w:spacing w:after="0" w:before="0"/>
+            </w:pPr>
+            <w:r>
+              <w:rPr>
+                <w:b/>
+                <w:bCs/>
+                <w:color w:val="0F2B3C"/>
+                <w:sz w:val="16"/>
+                <w:szCs w:val="16"/>
+              </w:rPr>
+              <w:t xml:space="preserve">CORE PROBLEM / GIVEN REPRESENTATION</w:t>
+            </w:r>
+          </w:p>
+        </w:tc>
+        <w:tc>
+          <w:tcPr>
+            <w:tcW w:type="dxa" w:w="3560"/>
+            <w:shd w:fill="EEF4F8" w:color="auto" w:val="clear"/>
+            <w:tcMar>
+              <w:top w:type="dxa" w:w="60"/>
+              <w:left w:type="dxa" w:w="100"/>
+              <w:bottom w:type="dxa" w:w="60"/>
+              <w:right w:type="dxa" w:w="100"/>
+            </w:tcMar>
+          </w:tcPr>
+          <w:p>
+            <w:pPr>
+              <w:spacing w:after="0" w:before="0"/>
+            </w:pPr>
+            <w:r>
+              <w:rPr>
+                <w:b/>
+                <w:bCs/>
+                <w:color w:val="0F2B3C"/>
+                <w:sz w:val="16"/>
+                <w:szCs w:val="16"/>
+              </w:rPr>
+              <w:t xml:space="preserve">WORKING SPACE / CALCULATION STEPS</w:t>
+            </w:r>
+          </w:p>
+        </w:tc>
+        <w:tc>
+          <w:tcPr>
+            <w:tcW w:type="dxa" w:w="3000"/>
+            <w:shd w:fill="FBF3E2" w:color="auto" w:val="clear"/>
+            <w:tcMar>
+              <w:top w:type="dxa" w:w="60"/>
+              <w:left w:type="dxa" w:w="100"/>
+              <w:bottom w:type="dxa" w:w="60"/>
+              <w:right w:type="dxa" w:w="100"/>
+            </w:tcMar>
+          </w:tcPr>
+          <w:p>
+            <w:pPr>
+              <w:spacing w:after="0" w:before="0"/>
+            </w:pPr>
+            <w:r>
+              <w:rPr>
+                <w:b/>
+                <w:bCs/>
+                <w:color w:val="7A5400"/>
+                <w:sz w:val="16"/>
+                <w:szCs w:val="16"/>
+              </w:rPr>
+              <w:t xml:space="preserve">EXPLAIN YOUR REASONING</w:t>
+            </w:r>
+          </w:p>
+        </w:tc>
+      </w:tr>
+      <w:tr>
+        <w:trPr>
+          <w:cantSplit/>
+        </w:trPr>
+        <w:tc>
+          <w:tcPr>
+            <w:tcW w:type="dxa" w:w="2800"/>
+            <w:tcMar>
+              <w:top w:type="dxa" w:w="80"/>
+              <w:left w:type="dxa" w:w="100"/>
+              <w:bottom w:type="dxa" w:w="80"/>
+              <w:right w:type="dxa" w:w="100"/>
+            </w:tcMar>
+            <w:vAlign w:val="top"/>
+          </w:tcPr>
+          <w:p>
+            <w:pPr>
+              <w:spacing w:after="40" w:before="0"/>
+            </w:pPr>
+            <w:r>
+              <w:rPr>
+                <w:b/>
+                <w:bCs/>
+                <w:color w:val="0F2B3C"/>
+                <w:sz w:val="20"/>
+                <w:szCs w:val="20"/>
+              </w:rPr>
+              <w:t xml:space="preserve">1.  A bar reaches the line marked 3. How many does it count?</w:t>
+            </w:r>
+          </w:p>
+        </w:tc>
+        <w:tc>
+          <w:tcPr>
+            <w:tcW w:type="dxa" w:w="3560"/>
+            <w:tcMar>
+              <w:top w:type="dxa" w:w="80"/>
+              <w:left w:type="dxa" w:w="100"/>
+              <w:bottom w:type="dxa" w:w="80"/>
+              <w:right w:type="dxa" w:w="100"/>
+            </w:tcMar>
+            <w:vAlign w:val="top"/>
+          </w:tcPr>
+          <w:p>
+            <w:pPr>
+              <w:spacing w:after="50" w:before="0"/>
+            </w:pPr>
+            <w:r>
+              <w:rPr>
+                <w:color w:val="BBBBBB"/>
+                <w:sz w:val="18"/>
+                <w:szCs w:val="18"/>
+              </w:rPr>
+              <w:t xml:space="preserve">____________________________</w:t>
+            </w:r>
+          </w:p>
+          <w:p>
+            <w:pPr>
+              <w:spacing w:after="50" w:before="0"/>
+            </w:pPr>
+            <w:r>
+              <w:rPr>
+                <w:color w:val="BBBBBB"/>
+                <w:sz w:val="18"/>
+                <w:szCs w:val="18"/>
+              </w:rPr>
+              <w:t xml:space="preserve">____________________________</w:t>
+            </w:r>
+          </w:p>
+          <w:p>
+            <w:pPr>
+              <w:spacing w:after="50" w:before="0"/>
+            </w:pPr>
+            <w:r>
+              <w:rPr>
+                <w:color w:val="BBBBBB"/>
+                <w:sz w:val="18"/>
+                <w:szCs w:val="18"/>
+              </w:rPr>
+              <w:t xml:space="preserve">____________________________</w:t>
+            </w:r>
+          </w:p>
+          <w:p>
+            <w:pPr>
+              <w:spacing w:after="50" w:before="0"/>
+            </w:pPr>
+            <w:r>
+              <w:rPr>
+                <w:color w:val="BBBBBB"/>
+                <w:sz w:val="18"/>
+                <w:szCs w:val="18"/>
+              </w:rPr>
+              <w:t xml:space="preserve">____________________________</w:t>
+            </w:r>
+          </w:p>
+        </w:tc>
+        <w:tc>
+          <w:tcPr>
+            <w:tcW w:type="dxa" w:w="3000"/>
+            <w:shd w:fill="FBF3E2" w:color="auto" w:val="clear"/>
+            <w:tcMar>
+              <w:top w:type="dxa" w:w="80"/>
+              <w:left w:type="dxa" w:w="100"/>
+              <w:bottom w:type="dxa" w:w="80"/>
+              <w:right w:type="dxa" w:w="100"/>
+            </w:tcMar>
+            <w:vAlign w:val="top"/>
+          </w:tcPr>
+          <w:p>
+            <w:pPr>
+              <w:spacing w:after="30" w:before="0"/>
+            </w:pPr>
+            <w:r>
+              <w:rPr>
+                <w:b/>
+                <w:bCs/>
+                <w:color w:val="0F2B3C"/>
+                <w:sz w:val="18"/>
+                <w:szCs w:val="18"/>
+              </w:rPr>
+              <w:t xml:space="preserve">Because... ________________</w:t>
+            </w:r>
+          </w:p>
+          <w:p>
+            <w:pPr>
+              <w:spacing w:after="50" w:before="0"/>
+            </w:pPr>
+            <w:r>
+              <w:rPr>
+                <w:color w:val="BBBBBB"/>
+                <w:sz w:val="18"/>
+                <w:szCs w:val="18"/>
+              </w:rPr>
+              <w:t xml:space="preserve">____________________________</w:t>
+            </w:r>
+          </w:p>
+          <w:p>
+            <w:pPr>
+              <w:spacing w:after="30" w:before="40"/>
+            </w:pPr>
+            <w:r>
+              <w:rPr>
+                <w:b/>
+                <w:bCs/>
+                <w:color w:val="1A6FB5"/>
+                <w:sz w:val="18"/>
+                <w:szCs w:val="18"/>
+              </w:rPr>
+              <w:t xml:space="preserve">Although... _______________</w:t>
+            </w:r>
+          </w:p>
+          <w:p>
+            <w:pPr>
+              <w:spacing w:after="50" w:before="0"/>
+            </w:pPr>
+            <w:r>
+              <w:rPr>
+                <w:color w:val="BBBBBB"/>
+                <w:sz w:val="18"/>
+                <w:szCs w:val="18"/>
+              </w:rPr>
+              <w:t xml:space="preserve">____________________________</w:t>
+            </w:r>
+          </w:p>
+          <w:p>
+            <w:pPr>
+              <w:spacing w:after="30" w:before="40"/>
+            </w:pPr>
+            <w:r>
+              <w:rPr>
+                <w:b/>
+                <w:bCs/>
+                <w:color w:val="7A5400"/>
+                <w:sz w:val="18"/>
+                <w:szCs w:val="18"/>
+              </w:rPr>
+              <w:t xml:space="preserve">Therefore... ______________</w:t>
+            </w:r>
+          </w:p>
+          <w:p>
+            <w:pPr>
+              <w:spacing w:after="50" w:before="0"/>
+            </w:pPr>
+            <w:r>
+              <w:rPr>
+                <w:color w:val="BBBBBB"/>
+                <w:sz w:val="18"/>
+                <w:szCs w:val="18"/>
+              </w:rPr>
+              <w:t xml:space="preserve">____________________________</w:t>
+            </w:r>
+          </w:p>
+        </w:tc>
+      </w:tr>
+    </w:tbl>
+    <w:p>
+      <w:pPr>
+        <w:spacing w:after="60" w:before="0"/>
+      </w:pPr>
+      <w:r>
+        <w:t xml:space="preserve"/>
+      </w:r>
+    </w:p>
+    <w:tbl>
+      <w:tblPr>
+        <w:tblW w:type="dxa" w:w="9360"/>
+        <w:tblBorders>
+          <w:top w:val="single" w:color="C7D2DD" w:sz="6"/>
+          <w:left w:val="single" w:color="C7D2DD" w:sz="6"/>
+          <w:bottom w:val="single" w:color="C7D2DD" w:sz="6"/>
+          <w:right w:val="single" w:color="C7D2DD" w:sz="6"/>
+          <w:insideH w:val="single" w:color="C7D2DD" w:sz="6"/>
+          <w:insideV w:val="single" w:color="C7D2DD" w:sz="6"/>
+        </w:tblBorders>
+      </w:tblPr>
+      <w:tblGrid>
+        <w:gridCol w:w="2800"/>
+        <w:gridCol w:w="3560"/>
+        <w:gridCol w:w="3000"/>
+      </w:tblGrid>
+      <w:tr>
+        <w:trPr>
+          <w:cantSplit/>
+          <w:tblHeader/>
+        </w:trPr>
+        <w:tc>
+          <w:tcPr>
+            <w:tcW w:type="dxa" w:w="2800"/>
+            <w:shd w:fill="EEF4F8" w:color="auto" w:val="clear"/>
+            <w:tcMar>
+              <w:top w:type="dxa" w:w="60"/>
+              <w:left w:type="dxa" w:w="100"/>
+              <w:bottom w:type="dxa" w:w="60"/>
+              <w:right w:type="dxa" w:w="100"/>
+            </w:tcMar>
+          </w:tcPr>
+          <w:p>
+            <w:pPr>
+              <w:spacing w:after="0" w:before="0"/>
+            </w:pPr>
+            <w:r>
+              <w:rPr>
+                <w:b/>
+                <w:bCs/>
+                <w:color w:val="0F2B3C"/>
+                <w:sz w:val="16"/>
+                <w:szCs w:val="16"/>
+              </w:rPr>
+              <w:t xml:space="preserve">CORE PROBLEM / GIVEN REPRESENTATION</w:t>
+            </w:r>
+          </w:p>
+        </w:tc>
+        <w:tc>
+          <w:tcPr>
+            <w:tcW w:type="dxa" w:w="3560"/>
+            <w:shd w:fill="EEF4F8" w:color="auto" w:val="clear"/>
+            <w:tcMar>
+              <w:top w:type="dxa" w:w="60"/>
+              <w:left w:type="dxa" w:w="100"/>
+              <w:bottom w:type="dxa" w:w="60"/>
+              <w:right w:type="dxa" w:w="100"/>
+            </w:tcMar>
+          </w:tcPr>
+          <w:p>
+            <w:pPr>
+              <w:spacing w:after="0" w:before="0"/>
+            </w:pPr>
+            <w:r>
+              <w:rPr>
+                <w:b/>
+                <w:bCs/>
+                <w:color w:val="0F2B3C"/>
+                <w:sz w:val="16"/>
+                <w:szCs w:val="16"/>
+              </w:rPr>
+              <w:t xml:space="preserve">WORKING SPACE / CALCULATION STEPS</w:t>
+            </w:r>
+          </w:p>
+        </w:tc>
+        <w:tc>
+          <w:tcPr>
+            <w:tcW w:type="dxa" w:w="3000"/>
+            <w:shd w:fill="FBF3E2" w:color="auto" w:val="clear"/>
+            <w:tcMar>
+              <w:top w:type="dxa" w:w="60"/>
+              <w:left w:type="dxa" w:w="100"/>
+              <w:bottom w:type="dxa" w:w="60"/>
+              <w:right w:type="dxa" w:w="100"/>
+            </w:tcMar>
+          </w:tcPr>
+          <w:p>
+            <w:pPr>
+              <w:spacing w:after="0" w:before="0"/>
+            </w:pPr>
+            <w:r>
+              <w:rPr>
+                <w:b/>
+                <w:bCs/>
+                <w:color w:val="7A5400"/>
+                <w:sz w:val="16"/>
+                <w:szCs w:val="16"/>
+              </w:rPr>
+              <w:t xml:space="preserve">EXPLAIN YOUR REASONING</w:t>
+            </w:r>
+          </w:p>
+        </w:tc>
+      </w:tr>
+      <w:tr>
+        <w:trPr>
+          <w:cantSplit/>
+        </w:trPr>
+        <w:tc>
+          <w:tcPr>
+            <w:tcW w:type="dxa" w:w="2800"/>
+            <w:tcMar>
+              <w:top w:type="dxa" w:w="80"/>
+              <w:left w:type="dxa" w:w="100"/>
+              <w:bottom w:type="dxa" w:w="80"/>
+              <w:right w:type="dxa" w:w="100"/>
+            </w:tcMar>
+            <w:vAlign w:val="top"/>
+          </w:tcPr>
+          <w:p>
+            <w:pPr>
+              <w:spacing w:after="40" w:before="0"/>
+            </w:pPr>
+            <w:r>
+              <w:rPr>
+                <w:b/>
+                <w:bCs/>
+                <w:color w:val="0F2B3C"/>
+                <w:sz w:val="20"/>
+                <w:szCs w:val="20"/>
+              </w:rPr>
+              <w:t xml:space="preserve">2.  Another bar reaches 2. How many does it count?</w:t>
+            </w:r>
+          </w:p>
+        </w:tc>
+        <w:tc>
+          <w:tcPr>
+            <w:tcW w:type="dxa" w:w="3560"/>
+            <w:tcMar>
+              <w:top w:type="dxa" w:w="80"/>
+              <w:left w:type="dxa" w:w="100"/>
+              <w:bottom w:type="dxa" w:w="80"/>
+              <w:right w:type="dxa" w:w="100"/>
+            </w:tcMar>
+            <w:vAlign w:val="top"/>
+          </w:tcPr>
+          <w:p>
+            <w:pPr>
+              <w:spacing w:after="50" w:before="0"/>
+            </w:pPr>
+            <w:r>
+              <w:rPr>
+                <w:color w:val="BBBBBB"/>
+                <w:sz w:val="18"/>
+                <w:szCs w:val="18"/>
+              </w:rPr>
+              <w:t xml:space="preserve">____________________________</w:t>
+            </w:r>
+          </w:p>
+          <w:p>
+            <w:pPr>
+              <w:spacing w:after="50" w:before="0"/>
+            </w:pPr>
+            <w:r>
+              <w:rPr>
+                <w:color w:val="BBBBBB"/>
+                <w:sz w:val="18"/>
+                <w:szCs w:val="18"/>
+              </w:rPr>
+              <w:t xml:space="preserve">____________________________</w:t>
+            </w:r>
+          </w:p>
+          <w:p>
+            <w:pPr>
+              <w:spacing w:after="50" w:before="0"/>
+            </w:pPr>
+            <w:r>
+              <w:rPr>
+                <w:color w:val="BBBBBB"/>
+                <w:sz w:val="18"/>
+                <w:szCs w:val="18"/>
+              </w:rPr>
+              <w:t xml:space="preserve">____________________________</w:t>
+            </w:r>
+          </w:p>
+          <w:p>
+            <w:pPr>
+              <w:spacing w:after="50" w:before="0"/>
+            </w:pPr>
+            <w:r>
+              <w:rPr>
+                <w:color w:val="BBBBBB"/>
+                <w:sz w:val="18"/>
+                <w:szCs w:val="18"/>
+              </w:rPr>
+              <w:t xml:space="preserve">____________________________</w:t>
+            </w:r>
+          </w:p>
+        </w:tc>
+        <w:tc>
+          <w:tcPr>
+            <w:tcW w:type="dxa" w:w="3000"/>
+            <w:shd w:fill="FBF3E2" w:color="auto" w:val="clear"/>
+            <w:tcMar>
+              <w:top w:type="dxa" w:w="80"/>
+              <w:left w:type="dxa" w:w="100"/>
+              <w:bottom w:type="dxa" w:w="80"/>
+              <w:right w:type="dxa" w:w="100"/>
+            </w:tcMar>
+            <w:vAlign w:val="top"/>
+          </w:tcPr>
+          <w:p>
+            <w:pPr>
+              <w:spacing w:after="30" w:before="0"/>
+            </w:pPr>
+            <w:r>
+              <w:rPr>
+                <w:b/>
+                <w:bCs/>
+                <w:color w:val="0F2B3C"/>
+                <w:sz w:val="18"/>
+                <w:szCs w:val="18"/>
+              </w:rPr>
+              <w:t xml:space="preserve">Because... ________________</w:t>
+            </w:r>
+          </w:p>
+          <w:p>
+            <w:pPr>
+              <w:spacing w:after="50" w:before="0"/>
+            </w:pPr>
+            <w:r>
+              <w:rPr>
+                <w:color w:val="BBBBBB"/>
+                <w:sz w:val="18"/>
+                <w:szCs w:val="18"/>
+              </w:rPr>
+              <w:t xml:space="preserve">____________________________</w:t>
+            </w:r>
+          </w:p>
+          <w:p>
+            <w:pPr>
+              <w:spacing w:after="30" w:before="40"/>
+            </w:pPr>
+            <w:r>
+              <w:rPr>
+                <w:b/>
+                <w:bCs/>
+                <w:color w:val="1A6FB5"/>
+                <w:sz w:val="18"/>
+                <w:szCs w:val="18"/>
+              </w:rPr>
+              <w:t xml:space="preserve">Although... _______________</w:t>
+            </w:r>
+          </w:p>
+          <w:p>
+            <w:pPr>
+              <w:spacing w:after="50" w:before="0"/>
+            </w:pPr>
+            <w:r>
+              <w:rPr>
+                <w:color w:val="BBBBBB"/>
+                <w:sz w:val="18"/>
+                <w:szCs w:val="18"/>
+              </w:rPr>
+              <w:t xml:space="preserve">____________________________</w:t>
+            </w:r>
+          </w:p>
+          <w:p>
+            <w:pPr>
+              <w:spacing w:after="30" w:before="40"/>
+            </w:pPr>
+            <w:r>
+              <w:rPr>
+                <w:b/>
+                <w:bCs/>
+                <w:color w:val="7A5400"/>
+                <w:sz w:val="18"/>
+                <w:szCs w:val="18"/>
+              </w:rPr>
+              <w:t xml:space="preserve">Therefore... ______________</w:t>
+            </w:r>
+          </w:p>
+          <w:p>
+            <w:pPr>
+              <w:spacing w:after="50" w:before="0"/>
+            </w:pPr>
+            <w:r>
+              <w:rPr>
+                <w:color w:val="BBBBBB"/>
+                <w:sz w:val="18"/>
+                <w:szCs w:val="18"/>
+              </w:rPr>
+              <w:t xml:space="preserve">____________________________</w:t>
+            </w:r>
+          </w:p>
+        </w:tc>
+      </w:tr>
+    </w:tbl>
+    <w:p>
+      <w:pPr>
+        <w:spacing w:after="60" w:before="0"/>
+      </w:pPr>
+      <w:r>
+        <w:t xml:space="preserve"/>
+      </w:r>
+    </w:p>
+    <w:tbl>
+      <w:tblPr>
+        <w:tblW w:type="dxa" w:w="9360"/>
+        <w:tblBorders>
+          <w:top w:val="single" w:color="C7D2DD" w:sz="6"/>
+          <w:left w:val="single" w:color="C7D2DD" w:sz="6"/>
+          <w:bottom w:val="single" w:color="C7D2DD" w:sz="6"/>
+          <w:right w:val="single" w:color="C7D2DD" w:sz="6"/>
+          <w:insideH w:val="single" w:color="C7D2DD" w:sz="6"/>
+          <w:insideV w:val="single" w:color="C7D2DD" w:sz="6"/>
+        </w:tblBorders>
+      </w:tblPr>
+      <w:tblGrid>
+        <w:gridCol w:w="2800"/>
+        <w:gridCol w:w="3560"/>
+        <w:gridCol w:w="3000"/>
+      </w:tblGrid>
+      <w:tr>
+        <w:trPr>
+          <w:cantSplit/>
+          <w:tblHeader/>
+        </w:trPr>
+        <w:tc>
+          <w:tcPr>
+            <w:tcW w:type="dxa" w:w="2800"/>
+            <w:shd w:fill="EEF4F8" w:color="auto" w:val="clear"/>
+            <w:tcMar>
+              <w:top w:type="dxa" w:w="60"/>
+              <w:left w:type="dxa" w:w="100"/>
+              <w:bottom w:type="dxa" w:w="60"/>
+              <w:right w:type="dxa" w:w="100"/>
+            </w:tcMar>
+          </w:tcPr>
+          <w:p>
+            <w:pPr>
+              <w:spacing w:after="0" w:before="0"/>
+            </w:pPr>
+            <w:r>
+              <w:rPr>
+                <w:b/>
+                <w:bCs/>
+                <w:color w:val="0F2B3C"/>
+                <w:sz w:val="16"/>
+                <w:szCs w:val="16"/>
+              </w:rPr>
+              <w:t xml:space="preserve">CORE PROBLEM / GIVEN REPRESENTATION</w:t>
+            </w:r>
+          </w:p>
+        </w:tc>
+        <w:tc>
+          <w:tcPr>
+            <w:tcW w:type="dxa" w:w="3560"/>
+            <w:shd w:fill="EEF4F8" w:color="auto" w:val="clear"/>
+            <w:tcMar>
+              <w:top w:type="dxa" w:w="60"/>
+              <w:left w:type="dxa" w:w="100"/>
+              <w:bottom w:type="dxa" w:w="60"/>
+              <w:right w:type="dxa" w:w="100"/>
+            </w:tcMar>
+          </w:tcPr>
+          <w:p>
+            <w:pPr>
+              <w:spacing w:after="0" w:before="0"/>
+            </w:pPr>
+            <w:r>
+              <w:rPr>
+                <w:b/>
+                <w:bCs/>
+                <w:color w:val="0F2B3C"/>
+                <w:sz w:val="16"/>
+                <w:szCs w:val="16"/>
+              </w:rPr>
+              <w:t xml:space="preserve">WORKING SPACE / CALCULATION STEPS</w:t>
+            </w:r>
+          </w:p>
+        </w:tc>
+        <w:tc>
+          <w:tcPr>
+            <w:tcW w:type="dxa" w:w="3000"/>
+            <w:shd w:fill="FBF3E2" w:color="auto" w:val="clear"/>
+            <w:tcMar>
+              <w:top w:type="dxa" w:w="60"/>
+              <w:left w:type="dxa" w:w="100"/>
+              <w:bottom w:type="dxa" w:w="60"/>
+              <w:right w:type="dxa" w:w="100"/>
+            </w:tcMar>
+          </w:tcPr>
+          <w:p>
+            <w:pPr>
+              <w:spacing w:after="0" w:before="0"/>
+            </w:pPr>
+            <w:r>
+              <w:rPr>
+                <w:b/>
+                <w:bCs/>
+                <w:color w:val="7A5400"/>
+                <w:sz w:val="16"/>
+                <w:szCs w:val="16"/>
+              </w:rPr>
+              <w:t xml:space="preserve">EXPLAIN YOUR REASONING</w:t>
+            </w:r>
+          </w:p>
+        </w:tc>
+      </w:tr>
+      <w:tr>
+        <w:trPr>
+          <w:cantSplit/>
+        </w:trPr>
+        <w:tc>
+          <w:tcPr>
+            <w:tcW w:type="dxa" w:w="2800"/>
+            <w:tcMar>
+              <w:top w:type="dxa" w:w="80"/>
+              <w:left w:type="dxa" w:w="100"/>
+              <w:bottom w:type="dxa" w:w="80"/>
+              <w:right w:type="dxa" w:w="100"/>
+            </w:tcMar>
+            <w:vAlign w:val="top"/>
+          </w:tcPr>
+          <w:p>
+            <w:pPr>
+              <w:spacing w:after="40" w:before="0"/>
+            </w:pPr>
+            <w:r>
+              <w:rPr>
+                <w:b/>
+                <w:bCs/>
+                <w:color w:val="0F2B3C"/>
+                <w:sz w:val="20"/>
+                <w:szCs w:val="20"/>
+              </w:rPr>
+              <w:t xml:space="preserve">3.  Add the two bars: 3 + 2 = ___</w:t>
+            </w:r>
+          </w:p>
+        </w:tc>
+        <w:tc>
+          <w:tcPr>
+            <w:tcW w:type="dxa" w:w="3560"/>
+            <w:tcMar>
+              <w:top w:type="dxa" w:w="80"/>
+              <w:left w:type="dxa" w:w="100"/>
+              <w:bottom w:type="dxa" w:w="80"/>
+              <w:right w:type="dxa" w:w="100"/>
+            </w:tcMar>
+            <w:vAlign w:val="top"/>
+          </w:tcPr>
+          <w:p>
+            <w:pPr>
+              <w:spacing w:after="50" w:before="0"/>
+            </w:pPr>
+            <w:r>
+              <w:rPr>
+                <w:color w:val="BBBBBB"/>
+                <w:sz w:val="18"/>
+                <w:szCs w:val="18"/>
+              </w:rPr>
+              <w:t xml:space="preserve">____________________________</w:t>
+            </w:r>
+          </w:p>
+          <w:p>
+            <w:pPr>
+              <w:spacing w:after="50" w:before="0"/>
+            </w:pPr>
+            <w:r>
+              <w:rPr>
+                <w:color w:val="BBBBBB"/>
+                <w:sz w:val="18"/>
+                <w:szCs w:val="18"/>
+              </w:rPr>
+              <w:t xml:space="preserve">____________________________</w:t>
+            </w:r>
+          </w:p>
+          <w:p>
+            <w:pPr>
+              <w:spacing w:after="50" w:before="0"/>
+            </w:pPr>
+            <w:r>
+              <w:rPr>
+                <w:color w:val="BBBBBB"/>
+                <w:sz w:val="18"/>
+                <w:szCs w:val="18"/>
+              </w:rPr>
+              <w:t xml:space="preserve">____________________________</w:t>
+            </w:r>
+          </w:p>
+          <w:p>
+            <w:pPr>
+              <w:spacing w:after="50" w:before="0"/>
+            </w:pPr>
+            <w:r>
+              <w:rPr>
+                <w:color w:val="BBBBBB"/>
+                <w:sz w:val="18"/>
+                <w:szCs w:val="18"/>
+              </w:rPr>
+              <w:t xml:space="preserve">____________________________</w:t>
+            </w:r>
+          </w:p>
+        </w:tc>
+        <w:tc>
+          <w:tcPr>
+            <w:tcW w:type="dxa" w:w="3000"/>
+            <w:shd w:fill="FBF3E2" w:color="auto" w:val="clear"/>
+            <w:tcMar>
+              <w:top w:type="dxa" w:w="80"/>
+              <w:left w:type="dxa" w:w="100"/>
+              <w:bottom w:type="dxa" w:w="80"/>
+              <w:right w:type="dxa" w:w="100"/>
+            </w:tcMar>
+            <w:vAlign w:val="top"/>
+          </w:tcPr>
+          <w:p>
+            <w:pPr>
+              <w:spacing w:after="30" w:before="0"/>
+            </w:pPr>
+            <w:r>
+              <w:rPr>
+                <w:b/>
+                <w:bCs/>
+                <w:color w:val="0F2B3C"/>
+                <w:sz w:val="18"/>
+                <w:szCs w:val="18"/>
+              </w:rPr>
+              <w:t xml:space="preserve">Because... ________________</w:t>
+            </w:r>
+          </w:p>
+          <w:p>
+            <w:pPr>
+              <w:spacing w:after="50" w:before="0"/>
+            </w:pPr>
+            <w:r>
+              <w:rPr>
+                <w:color w:val="BBBBBB"/>
+                <w:sz w:val="18"/>
+                <w:szCs w:val="18"/>
+              </w:rPr>
+              <w:t xml:space="preserve">____________________________</w:t>
+            </w:r>
+          </w:p>
+          <w:p>
+            <w:pPr>
+              <w:spacing w:after="30" w:before="40"/>
+            </w:pPr>
+            <w:r>
+              <w:rPr>
+                <w:b/>
+                <w:bCs/>
+                <w:color w:val="1A6FB5"/>
+                <w:sz w:val="18"/>
+                <w:szCs w:val="18"/>
+              </w:rPr>
+              <w:t xml:space="preserve">Although... _______________</w:t>
+            </w:r>
+          </w:p>
+          <w:p>
+            <w:pPr>
+              <w:spacing w:after="50" w:before="0"/>
+            </w:pPr>
+            <w:r>
+              <w:rPr>
+                <w:color w:val="BBBBBB"/>
+                <w:sz w:val="18"/>
+                <w:szCs w:val="18"/>
+              </w:rPr>
+              <w:t xml:space="preserve">____________________________</w:t>
+            </w:r>
+          </w:p>
+          <w:p>
+            <w:pPr>
+              <w:spacing w:after="30" w:before="40"/>
+            </w:pPr>
+            <w:r>
+              <w:rPr>
+                <w:b/>
+                <w:bCs/>
+                <w:color w:val="7A5400"/>
+                <w:sz w:val="18"/>
+                <w:szCs w:val="18"/>
+              </w:rPr>
+              <w:t xml:space="preserve">Therefore... ______________</w:t>
+            </w:r>
+          </w:p>
+          <w:p>
+            <w:pPr>
+              <w:spacing w:after="50" w:before="0"/>
+            </w:pPr>
+            <w:r>
+              <w:rPr>
+                <w:color w:val="BBBBBB"/>
+                <w:sz w:val="18"/>
+                <w:szCs w:val="18"/>
+              </w:rPr>
+              <w:t xml:space="preserve">____________________________</w:t>
+            </w:r>
+          </w:p>
+        </w:tc>
+      </w:tr>
+    </w:tbl>
+    <w:p>
+      <w:pPr>
+        <w:spacing w:after="60" w:before="0"/>
+      </w:pPr>
+      <w:r>
+        <w:t xml:space="preserve"/>
       </w:r>
     </w:p>
     <w:p>
@@ -225,63 +2464,629 @@
         <w:t xml:space="preserve">Sort numbers into bins, then count.</w:t>
       </w:r>
     </w:p>
-    <w:p>
-      <w:pPr>
-        <w:spacing w:after="40" w:before="0"/>
-      </w:pPr>
-      <w:r>
-        <w:rPr>
-          <w:sz w:val="22"/>
-          <w:szCs w:val="22"/>
-        </w:rPr>
-        <w:t xml:space="preserve">1.  Which bin does the value 8 go in?</w:t>
-      </w:r>
-    </w:p>
-    <w:p>
-      <w:pPr>
-        <w:spacing w:after="40" w:before="0"/>
-      </w:pPr>
-      <w:r>
-        <w:rPr>
-          <w:color w:val="5E6E7E"/>
-          <w:sz w:val="20"/>
-          <w:szCs w:val="20"/>
-        </w:rPr>
-        <w:t xml:space="preserve">     choices: 0–9   /   10–19   /   20–29</w:t>
-      </w:r>
-    </w:p>
-    <w:p>
-      <w:pPr>
-        <w:spacing w:after="80" w:before="0"/>
-      </w:pPr>
-      <w:r>
-        <w:rPr>
-          <w:color w:val="BBBBBB"/>
-        </w:rPr>
-        <w:t xml:space="preserve">____________________________________________________</w:t>
-      </w:r>
-    </w:p>
-    <w:p>
-      <w:pPr>
-        <w:spacing w:after="40" w:before="0"/>
-      </w:pPr>
-      <w:r>
-        <w:rPr>
-          <w:sz w:val="22"/>
-          <w:szCs w:val="22"/>
-        </w:rPr>
-        <w:t xml:space="preserve">2.  Three bars count 4, 2, and 3. What is the total number of values?</w:t>
-      </w:r>
-    </w:p>
-    <w:p>
-      <w:pPr>
-        <w:spacing w:after="80" w:before="0"/>
-      </w:pPr>
-      <w:r>
-        <w:rPr>
-          <w:color w:val="BBBBBB"/>
-        </w:rPr>
-        <w:t xml:space="preserve">____________________________________________________</w:t>
+    <w:tbl>
+      <w:tblPr>
+        <w:tblW w:type="dxa" w:w="9360"/>
+        <w:tblBorders>
+          <w:top w:val="single" w:color="C7D2DD" w:sz="6"/>
+          <w:left w:val="single" w:color="C7D2DD" w:sz="6"/>
+          <w:bottom w:val="single" w:color="C7D2DD" w:sz="6"/>
+          <w:right w:val="single" w:color="C7D2DD" w:sz="6"/>
+          <w:insideH w:val="single" w:color="C7D2DD" w:sz="6"/>
+          <w:insideV w:val="single" w:color="C7D2DD" w:sz="6"/>
+        </w:tblBorders>
+      </w:tblPr>
+      <w:tblGrid>
+        <w:gridCol w:w="2800"/>
+        <w:gridCol w:w="3560"/>
+        <w:gridCol w:w="3000"/>
+      </w:tblGrid>
+      <w:tr>
+        <w:trPr>
+          <w:cantSplit/>
+          <w:tblHeader/>
+        </w:trPr>
+        <w:tc>
+          <w:tcPr>
+            <w:tcW w:type="dxa" w:w="2800"/>
+            <w:shd w:fill="EEF4F8" w:color="auto" w:val="clear"/>
+            <w:tcMar>
+              <w:top w:type="dxa" w:w="60"/>
+              <w:left w:type="dxa" w:w="100"/>
+              <w:bottom w:type="dxa" w:w="60"/>
+              <w:right w:type="dxa" w:w="100"/>
+            </w:tcMar>
+          </w:tcPr>
+          <w:p>
+            <w:pPr>
+              <w:spacing w:after="0" w:before="0"/>
+            </w:pPr>
+            <w:r>
+              <w:rPr>
+                <w:b/>
+                <w:bCs/>
+                <w:color w:val="0F2B3C"/>
+                <w:sz w:val="16"/>
+                <w:szCs w:val="16"/>
+              </w:rPr>
+              <w:t xml:space="preserve">CORE PROBLEM / GIVEN REPRESENTATION</w:t>
+            </w:r>
+          </w:p>
+        </w:tc>
+        <w:tc>
+          <w:tcPr>
+            <w:tcW w:type="dxa" w:w="3560"/>
+            <w:shd w:fill="EEF4F8" w:color="auto" w:val="clear"/>
+            <w:tcMar>
+              <w:top w:type="dxa" w:w="60"/>
+              <w:left w:type="dxa" w:w="100"/>
+              <w:bottom w:type="dxa" w:w="60"/>
+              <w:right w:type="dxa" w:w="100"/>
+            </w:tcMar>
+          </w:tcPr>
+          <w:p>
+            <w:pPr>
+              <w:spacing w:after="0" w:before="0"/>
+            </w:pPr>
+            <w:r>
+              <w:rPr>
+                <w:b/>
+                <w:bCs/>
+                <w:color w:val="0F2B3C"/>
+                <w:sz w:val="16"/>
+                <w:szCs w:val="16"/>
+              </w:rPr>
+              <w:t xml:space="preserve">WORKING SPACE / CALCULATION STEPS</w:t>
+            </w:r>
+          </w:p>
+        </w:tc>
+        <w:tc>
+          <w:tcPr>
+            <w:tcW w:type="dxa" w:w="3000"/>
+            <w:shd w:fill="FBF3E2" w:color="auto" w:val="clear"/>
+            <w:tcMar>
+              <w:top w:type="dxa" w:w="60"/>
+              <w:left w:type="dxa" w:w="100"/>
+              <w:bottom w:type="dxa" w:w="60"/>
+              <w:right w:type="dxa" w:w="100"/>
+            </w:tcMar>
+          </w:tcPr>
+          <w:p>
+            <w:pPr>
+              <w:spacing w:after="0" w:before="0"/>
+            </w:pPr>
+            <w:r>
+              <w:rPr>
+                <w:b/>
+                <w:bCs/>
+                <w:color w:val="7A5400"/>
+                <w:sz w:val="16"/>
+                <w:szCs w:val="16"/>
+              </w:rPr>
+              <w:t xml:space="preserve">EXPLAIN YOUR REASONING</w:t>
+            </w:r>
+          </w:p>
+        </w:tc>
+      </w:tr>
+      <w:tr>
+        <w:trPr>
+          <w:cantSplit/>
+        </w:trPr>
+        <w:tc>
+          <w:tcPr>
+            <w:tcW w:type="dxa" w:w="2800"/>
+            <w:tcMar>
+              <w:top w:type="dxa" w:w="80"/>
+              <w:left w:type="dxa" w:w="100"/>
+              <w:bottom w:type="dxa" w:w="80"/>
+              <w:right w:type="dxa" w:w="100"/>
+            </w:tcMar>
+            <w:vAlign w:val="top"/>
+          </w:tcPr>
+          <w:p>
+            <w:pPr>
+              <w:spacing w:after="40" w:before="0"/>
+            </w:pPr>
+            <w:r>
+              <w:rPr>
+                <w:b/>
+                <w:bCs/>
+                <w:color w:val="0F2B3C"/>
+                <w:sz w:val="20"/>
+                <w:szCs w:val="20"/>
+              </w:rPr>
+              <w:t xml:space="preserve">1.  Which bin does the value 8 go in?</w:t>
+            </w:r>
+          </w:p>
+          <w:p>
+            <w:pPr>
+              <w:spacing w:after="0" w:before="0"/>
+            </w:pPr>
+            <w:r>
+              <w:rPr>
+                <w:color w:val="5E6E7E"/>
+                <w:sz w:val="18"/>
+                <w:szCs w:val="18"/>
+              </w:rPr>
+              <w:t xml:space="preserve">Choices: 0–9   /   10–19   /   20–29</w:t>
+            </w:r>
+          </w:p>
+        </w:tc>
+        <w:tc>
+          <w:tcPr>
+            <w:tcW w:type="dxa" w:w="3560"/>
+            <w:tcMar>
+              <w:top w:type="dxa" w:w="80"/>
+              <w:left w:type="dxa" w:w="100"/>
+              <w:bottom w:type="dxa" w:w="80"/>
+              <w:right w:type="dxa" w:w="100"/>
+            </w:tcMar>
+            <w:vAlign w:val="top"/>
+          </w:tcPr>
+          <w:p>
+            <w:pPr>
+              <w:spacing w:after="50" w:before="0"/>
+            </w:pPr>
+            <w:r>
+              <w:rPr>
+                <w:color w:val="BBBBBB"/>
+                <w:sz w:val="18"/>
+                <w:szCs w:val="18"/>
+              </w:rPr>
+              <w:t xml:space="preserve">____________________________</w:t>
+            </w:r>
+          </w:p>
+          <w:p>
+            <w:pPr>
+              <w:spacing w:after="50" w:before="0"/>
+            </w:pPr>
+            <w:r>
+              <w:rPr>
+                <w:color w:val="BBBBBB"/>
+                <w:sz w:val="18"/>
+                <w:szCs w:val="18"/>
+              </w:rPr>
+              <w:t xml:space="preserve">____________________________</w:t>
+            </w:r>
+          </w:p>
+          <w:p>
+            <w:pPr>
+              <w:spacing w:after="50" w:before="0"/>
+            </w:pPr>
+            <w:r>
+              <w:rPr>
+                <w:color w:val="BBBBBB"/>
+                <w:sz w:val="18"/>
+                <w:szCs w:val="18"/>
+              </w:rPr>
+              <w:t xml:space="preserve">____________________________</w:t>
+            </w:r>
+          </w:p>
+          <w:p>
+            <w:pPr>
+              <w:spacing w:after="50" w:before="0"/>
+            </w:pPr>
+            <w:r>
+              <w:rPr>
+                <w:color w:val="BBBBBB"/>
+                <w:sz w:val="18"/>
+                <w:szCs w:val="18"/>
+              </w:rPr>
+              <w:t xml:space="preserve">____________________________</w:t>
+            </w:r>
+          </w:p>
+        </w:tc>
+        <w:tc>
+          <w:tcPr>
+            <w:tcW w:type="dxa" w:w="3000"/>
+            <w:shd w:fill="FBF3E2" w:color="auto" w:val="clear"/>
+            <w:tcMar>
+              <w:top w:type="dxa" w:w="80"/>
+              <w:left w:type="dxa" w:w="100"/>
+              <w:bottom w:type="dxa" w:w="80"/>
+              <w:right w:type="dxa" w:w="100"/>
+            </w:tcMar>
+            <w:vAlign w:val="top"/>
+          </w:tcPr>
+          <w:p>
+            <w:pPr>
+              <w:spacing w:after="30" w:before="0"/>
+            </w:pPr>
+            <w:r>
+              <w:rPr>
+                <w:b/>
+                <w:bCs/>
+                <w:color w:val="0F2B3C"/>
+                <w:sz w:val="18"/>
+                <w:szCs w:val="18"/>
+              </w:rPr>
+              <w:t xml:space="preserve">Because... ________________</w:t>
+            </w:r>
+          </w:p>
+          <w:p>
+            <w:pPr>
+              <w:spacing w:after="50" w:before="0"/>
+            </w:pPr>
+            <w:r>
+              <w:rPr>
+                <w:color w:val="BBBBBB"/>
+                <w:sz w:val="18"/>
+                <w:szCs w:val="18"/>
+              </w:rPr>
+              <w:t xml:space="preserve">____________________________</w:t>
+            </w:r>
+          </w:p>
+          <w:p>
+            <w:pPr>
+              <w:spacing w:after="30" w:before="40"/>
+            </w:pPr>
+            <w:r>
+              <w:rPr>
+                <w:b/>
+                <w:bCs/>
+                <w:color w:val="1A6FB5"/>
+                <w:sz w:val="18"/>
+                <w:szCs w:val="18"/>
+              </w:rPr>
+              <w:t xml:space="preserve">Although... _______________</w:t>
+            </w:r>
+          </w:p>
+          <w:p>
+            <w:pPr>
+              <w:spacing w:after="50" w:before="0"/>
+            </w:pPr>
+            <w:r>
+              <w:rPr>
+                <w:color w:val="BBBBBB"/>
+                <w:sz w:val="18"/>
+                <w:szCs w:val="18"/>
+              </w:rPr>
+              <w:t xml:space="preserve">____________________________</w:t>
+            </w:r>
+          </w:p>
+          <w:p>
+            <w:pPr>
+              <w:spacing w:after="30" w:before="40"/>
+            </w:pPr>
+            <w:r>
+              <w:rPr>
+                <w:b/>
+                <w:bCs/>
+                <w:color w:val="7A5400"/>
+                <w:sz w:val="18"/>
+                <w:szCs w:val="18"/>
+              </w:rPr>
+              <w:t xml:space="preserve">Therefore... ______________</w:t>
+            </w:r>
+          </w:p>
+          <w:p>
+            <w:pPr>
+              <w:spacing w:after="50" w:before="0"/>
+            </w:pPr>
+            <w:r>
+              <w:rPr>
+                <w:color w:val="BBBBBB"/>
+                <w:sz w:val="18"/>
+                <w:szCs w:val="18"/>
+              </w:rPr>
+              <w:t xml:space="preserve">____________________________</w:t>
+            </w:r>
+          </w:p>
+        </w:tc>
+      </w:tr>
+    </w:tbl>
+    <w:p>
+      <w:pPr>
+        <w:spacing w:after="60" w:before="0"/>
+      </w:pPr>
+      <w:r>
+        <w:t xml:space="preserve"/>
+      </w:r>
+    </w:p>
+    <w:tbl>
+      <w:tblPr>
+        <w:tblW w:type="dxa" w:w="9360"/>
+        <w:tblBorders>
+          <w:top w:val="single" w:color="C7D2DD" w:sz="6"/>
+          <w:left w:val="single" w:color="C7D2DD" w:sz="6"/>
+          <w:bottom w:val="single" w:color="C7D2DD" w:sz="6"/>
+          <w:right w:val="single" w:color="C7D2DD" w:sz="6"/>
+          <w:insideH w:val="single" w:color="C7D2DD" w:sz="6"/>
+          <w:insideV w:val="single" w:color="C7D2DD" w:sz="6"/>
+        </w:tblBorders>
+      </w:tblPr>
+      <w:tblGrid>
+        <w:gridCol w:w="2800"/>
+        <w:gridCol w:w="3560"/>
+        <w:gridCol w:w="3000"/>
+      </w:tblGrid>
+      <w:tr>
+        <w:trPr>
+          <w:cantSplit/>
+          <w:tblHeader/>
+        </w:trPr>
+        <w:tc>
+          <w:tcPr>
+            <w:tcW w:type="dxa" w:w="2800"/>
+            <w:shd w:fill="EEF4F8" w:color="auto" w:val="clear"/>
+            <w:tcMar>
+              <w:top w:type="dxa" w:w="60"/>
+              <w:left w:type="dxa" w:w="100"/>
+              <w:bottom w:type="dxa" w:w="60"/>
+              <w:right w:type="dxa" w:w="100"/>
+            </w:tcMar>
+          </w:tcPr>
+          <w:p>
+            <w:pPr>
+              <w:spacing w:after="0" w:before="0"/>
+            </w:pPr>
+            <w:r>
+              <w:rPr>
+                <w:b/>
+                <w:bCs/>
+                <w:color w:val="0F2B3C"/>
+                <w:sz w:val="16"/>
+                <w:szCs w:val="16"/>
+              </w:rPr>
+              <w:t xml:space="preserve">CORE PROBLEM / GIVEN REPRESENTATION</w:t>
+            </w:r>
+          </w:p>
+        </w:tc>
+        <w:tc>
+          <w:tcPr>
+            <w:tcW w:type="dxa" w:w="3560"/>
+            <w:shd w:fill="EEF4F8" w:color="auto" w:val="clear"/>
+            <w:tcMar>
+              <w:top w:type="dxa" w:w="60"/>
+              <w:left w:type="dxa" w:w="100"/>
+              <w:bottom w:type="dxa" w:w="60"/>
+              <w:right w:type="dxa" w:w="100"/>
+            </w:tcMar>
+          </w:tcPr>
+          <w:p>
+            <w:pPr>
+              <w:spacing w:after="0" w:before="0"/>
+            </w:pPr>
+            <w:r>
+              <w:rPr>
+                <w:b/>
+                <w:bCs/>
+                <w:color w:val="0F2B3C"/>
+                <w:sz w:val="16"/>
+                <w:szCs w:val="16"/>
+              </w:rPr>
+              <w:t xml:space="preserve">WORKING SPACE / CALCULATION STEPS</w:t>
+            </w:r>
+          </w:p>
+        </w:tc>
+        <w:tc>
+          <w:tcPr>
+            <w:tcW w:type="dxa" w:w="3000"/>
+            <w:shd w:fill="FBF3E2" w:color="auto" w:val="clear"/>
+            <w:tcMar>
+              <w:top w:type="dxa" w:w="60"/>
+              <w:left w:type="dxa" w:w="100"/>
+              <w:bottom w:type="dxa" w:w="60"/>
+              <w:right w:type="dxa" w:w="100"/>
+            </w:tcMar>
+          </w:tcPr>
+          <w:p>
+            <w:pPr>
+              <w:spacing w:after="0" w:before="0"/>
+            </w:pPr>
+            <w:r>
+              <w:rPr>
+                <w:b/>
+                <w:bCs/>
+                <w:color w:val="7A5400"/>
+                <w:sz w:val="16"/>
+                <w:szCs w:val="16"/>
+              </w:rPr>
+              <w:t xml:space="preserve">EXPLAIN YOUR REASONING</w:t>
+            </w:r>
+          </w:p>
+        </w:tc>
+      </w:tr>
+      <w:tr>
+        <w:trPr>
+          <w:cantSplit/>
+        </w:trPr>
+        <w:tc>
+          <w:tcPr>
+            <w:tcW w:type="dxa" w:w="2800"/>
+            <w:tcMar>
+              <w:top w:type="dxa" w:w="80"/>
+              <w:left w:type="dxa" w:w="100"/>
+              <w:bottom w:type="dxa" w:w="80"/>
+              <w:right w:type="dxa" w:w="100"/>
+            </w:tcMar>
+            <w:vAlign w:val="top"/>
+          </w:tcPr>
+          <w:p>
+            <w:pPr>
+              <w:spacing w:after="40" w:before="0"/>
+            </w:pPr>
+            <w:r>
+              <w:rPr>
+                <w:b/>
+                <w:bCs/>
+                <w:color w:val="0F2B3C"/>
+                <w:sz w:val="20"/>
+                <w:szCs w:val="20"/>
+              </w:rPr>
+              <w:t xml:space="preserve">2.  Three bars count 4, 2, and 3. What is the total number of values?</w:t>
+            </w:r>
+          </w:p>
+        </w:tc>
+        <w:tc>
+          <w:tcPr>
+            <w:tcW w:type="dxa" w:w="3560"/>
+            <w:tcMar>
+              <w:top w:type="dxa" w:w="80"/>
+              <w:left w:type="dxa" w:w="100"/>
+              <w:bottom w:type="dxa" w:w="80"/>
+              <w:right w:type="dxa" w:w="100"/>
+            </w:tcMar>
+            <w:vAlign w:val="top"/>
+          </w:tcPr>
+          <w:p>
+            <w:pPr>
+              <w:spacing w:after="50" w:before="0"/>
+            </w:pPr>
+            <w:r>
+              <w:rPr>
+                <w:color w:val="BBBBBB"/>
+                <w:sz w:val="18"/>
+                <w:szCs w:val="18"/>
+              </w:rPr>
+              <w:t xml:space="preserve">____________________________</w:t>
+            </w:r>
+          </w:p>
+          <w:p>
+            <w:pPr>
+              <w:spacing w:after="50" w:before="0"/>
+            </w:pPr>
+            <w:r>
+              <w:rPr>
+                <w:color w:val="BBBBBB"/>
+                <w:sz w:val="18"/>
+                <w:szCs w:val="18"/>
+              </w:rPr>
+              <w:t xml:space="preserve">____________________________</w:t>
+            </w:r>
+          </w:p>
+          <w:p>
+            <w:pPr>
+              <w:spacing w:after="50" w:before="0"/>
+            </w:pPr>
+            <w:r>
+              <w:rPr>
+                <w:color w:val="BBBBBB"/>
+                <w:sz w:val="18"/>
+                <w:szCs w:val="18"/>
+              </w:rPr>
+              <w:t xml:space="preserve">____________________________</w:t>
+            </w:r>
+          </w:p>
+          <w:p>
+            <w:pPr>
+              <w:spacing w:after="50" w:before="0"/>
+            </w:pPr>
+            <w:r>
+              <w:rPr>
+                <w:color w:val="BBBBBB"/>
+                <w:sz w:val="18"/>
+                <w:szCs w:val="18"/>
+              </w:rPr>
+              <w:t xml:space="preserve">____________________________</w:t>
+            </w:r>
+          </w:p>
+        </w:tc>
+        <w:tc>
+          <w:tcPr>
+            <w:tcW w:type="dxa" w:w="3000"/>
+            <w:shd w:fill="FBF3E2" w:color="auto" w:val="clear"/>
+            <w:tcMar>
+              <w:top w:type="dxa" w:w="80"/>
+              <w:left w:type="dxa" w:w="100"/>
+              <w:bottom w:type="dxa" w:w="80"/>
+              <w:right w:type="dxa" w:w="100"/>
+            </w:tcMar>
+            <w:vAlign w:val="top"/>
+          </w:tcPr>
+          <w:p>
+            <w:pPr>
+              <w:spacing w:after="30" w:before="0"/>
+            </w:pPr>
+            <w:r>
+              <w:rPr>
+                <w:b/>
+                <w:bCs/>
+                <w:color w:val="0F2B3C"/>
+                <w:sz w:val="18"/>
+                <w:szCs w:val="18"/>
+              </w:rPr>
+              <w:t xml:space="preserve">Because... ________________</w:t>
+            </w:r>
+          </w:p>
+          <w:p>
+            <w:pPr>
+              <w:spacing w:after="50" w:before="0"/>
+            </w:pPr>
+            <w:r>
+              <w:rPr>
+                <w:color w:val="BBBBBB"/>
+                <w:sz w:val="18"/>
+                <w:szCs w:val="18"/>
+              </w:rPr>
+              <w:t xml:space="preserve">____________________________</w:t>
+            </w:r>
+          </w:p>
+          <w:p>
+            <w:pPr>
+              <w:spacing w:after="30" w:before="40"/>
+            </w:pPr>
+            <w:r>
+              <w:rPr>
+                <w:b/>
+                <w:bCs/>
+                <w:color w:val="1A6FB5"/>
+                <w:sz w:val="18"/>
+                <w:szCs w:val="18"/>
+              </w:rPr>
+              <w:t xml:space="preserve">Although... _______________</w:t>
+            </w:r>
+          </w:p>
+          <w:p>
+            <w:pPr>
+              <w:spacing w:after="50" w:before="0"/>
+            </w:pPr>
+            <w:r>
+              <w:rPr>
+                <w:color w:val="BBBBBB"/>
+                <w:sz w:val="18"/>
+                <w:szCs w:val="18"/>
+              </w:rPr>
+              <w:t xml:space="preserve">____________________________</w:t>
+            </w:r>
+          </w:p>
+          <w:p>
+            <w:pPr>
+              <w:spacing w:after="30" w:before="40"/>
+            </w:pPr>
+            <w:r>
+              <w:rPr>
+                <w:b/>
+                <w:bCs/>
+                <w:color w:val="7A5400"/>
+                <w:sz w:val="18"/>
+                <w:szCs w:val="18"/>
+              </w:rPr>
+              <w:t xml:space="preserve">Therefore... ______________</w:t>
+            </w:r>
+          </w:p>
+          <w:p>
+            <w:pPr>
+              <w:spacing w:after="50" w:before="0"/>
+            </w:pPr>
+            <w:r>
+              <w:rPr>
+                <w:color w:val="BBBBBB"/>
+                <w:sz w:val="18"/>
+                <w:szCs w:val="18"/>
+              </w:rPr>
+              <w:t xml:space="preserve">____________________________</w:t>
+            </w:r>
+          </w:p>
+        </w:tc>
+      </w:tr>
+    </w:tbl>
+    <w:p>
+      <w:pPr>
+        <w:spacing w:after="60" w:before="0"/>
+      </w:pPr>
+      <w:r>
+        <w:t xml:space="preserve"/>
       </w:r>
     </w:p>
     <w:p>
@@ -313,50 +3118,616 @@
         <w:t xml:space="preserve">Build counts from data.</w:t>
       </w:r>
     </w:p>
-    <w:p>
-      <w:pPr>
-        <w:spacing w:after="40" w:before="0"/>
-      </w:pPr>
-      <w:r>
-        <w:rPr>
-          <w:sz w:val="22"/>
-          <w:szCs w:val="22"/>
-        </w:rPr>
-        <w:t xml:space="preserve">1.  These values are 0–9: 3, 5, 8, 1. How many values are in the 0–9 bin?</w:t>
-      </w:r>
-    </w:p>
-    <w:p>
-      <w:pPr>
-        <w:spacing w:after="80" w:before="0"/>
-      </w:pPr>
-      <w:r>
-        <w:rPr>
-          <w:color w:val="BBBBBB"/>
-        </w:rPr>
-        <w:t xml:space="preserve">____________________________________________________</w:t>
-      </w:r>
-    </w:p>
-    <w:p>
-      <w:pPr>
-        <w:spacing w:after="40" w:before="0"/>
-      </w:pPr>
-      <w:r>
-        <w:rPr>
-          <w:sz w:val="22"/>
-          <w:szCs w:val="22"/>
-        </w:rPr>
-        <w:t xml:space="preserve">2.  Histogram bars: 2, 4, 6, 3. What is the total number of values?</w:t>
-      </w:r>
-    </w:p>
-    <w:p>
-      <w:pPr>
-        <w:spacing w:after="80" w:before="0"/>
-      </w:pPr>
-      <w:r>
-        <w:rPr>
-          <w:color w:val="BBBBBB"/>
-        </w:rPr>
-        <w:t xml:space="preserve">____________________________________________________</w:t>
+    <w:tbl>
+      <w:tblPr>
+        <w:tblW w:type="dxa" w:w="9360"/>
+        <w:tblBorders>
+          <w:top w:val="single" w:color="C7D2DD" w:sz="6"/>
+          <w:left w:val="single" w:color="C7D2DD" w:sz="6"/>
+          <w:bottom w:val="single" w:color="C7D2DD" w:sz="6"/>
+          <w:right w:val="single" w:color="C7D2DD" w:sz="6"/>
+          <w:insideH w:val="single" w:color="C7D2DD" w:sz="6"/>
+          <w:insideV w:val="single" w:color="C7D2DD" w:sz="6"/>
+        </w:tblBorders>
+      </w:tblPr>
+      <w:tblGrid>
+        <w:gridCol w:w="2800"/>
+        <w:gridCol w:w="3560"/>
+        <w:gridCol w:w="3000"/>
+      </w:tblGrid>
+      <w:tr>
+        <w:trPr>
+          <w:cantSplit/>
+          <w:tblHeader/>
+        </w:trPr>
+        <w:tc>
+          <w:tcPr>
+            <w:tcW w:type="dxa" w:w="2800"/>
+            <w:shd w:fill="EEF4F8" w:color="auto" w:val="clear"/>
+            <w:tcMar>
+              <w:top w:type="dxa" w:w="60"/>
+              <w:left w:type="dxa" w:w="100"/>
+              <w:bottom w:type="dxa" w:w="60"/>
+              <w:right w:type="dxa" w:w="100"/>
+            </w:tcMar>
+          </w:tcPr>
+          <w:p>
+            <w:pPr>
+              <w:spacing w:after="0" w:before="0"/>
+            </w:pPr>
+            <w:r>
+              <w:rPr>
+                <w:b/>
+                <w:bCs/>
+                <w:color w:val="0F2B3C"/>
+                <w:sz w:val="16"/>
+                <w:szCs w:val="16"/>
+              </w:rPr>
+              <w:t xml:space="preserve">CORE PROBLEM / GIVEN REPRESENTATION</w:t>
+            </w:r>
+          </w:p>
+        </w:tc>
+        <w:tc>
+          <w:tcPr>
+            <w:tcW w:type="dxa" w:w="3560"/>
+            <w:shd w:fill="EEF4F8" w:color="auto" w:val="clear"/>
+            <w:tcMar>
+              <w:top w:type="dxa" w:w="60"/>
+              <w:left w:type="dxa" w:w="100"/>
+              <w:bottom w:type="dxa" w:w="60"/>
+              <w:right w:type="dxa" w:w="100"/>
+            </w:tcMar>
+          </w:tcPr>
+          <w:p>
+            <w:pPr>
+              <w:spacing w:after="0" w:before="0"/>
+            </w:pPr>
+            <w:r>
+              <w:rPr>
+                <w:b/>
+                <w:bCs/>
+                <w:color w:val="0F2B3C"/>
+                <w:sz w:val="16"/>
+                <w:szCs w:val="16"/>
+              </w:rPr>
+              <w:t xml:space="preserve">WORKING SPACE / CALCULATION STEPS</w:t>
+            </w:r>
+          </w:p>
+        </w:tc>
+        <w:tc>
+          <w:tcPr>
+            <w:tcW w:type="dxa" w:w="3000"/>
+            <w:shd w:fill="FBF3E2" w:color="auto" w:val="clear"/>
+            <w:tcMar>
+              <w:top w:type="dxa" w:w="60"/>
+              <w:left w:type="dxa" w:w="100"/>
+              <w:bottom w:type="dxa" w:w="60"/>
+              <w:right w:type="dxa" w:w="100"/>
+            </w:tcMar>
+          </w:tcPr>
+          <w:p>
+            <w:pPr>
+              <w:spacing w:after="0" w:before="0"/>
+            </w:pPr>
+            <w:r>
+              <w:rPr>
+                <w:b/>
+                <w:bCs/>
+                <w:color w:val="7A5400"/>
+                <w:sz w:val="16"/>
+                <w:szCs w:val="16"/>
+              </w:rPr>
+              <w:t xml:space="preserve">EXPLAIN YOUR REASONING</w:t>
+            </w:r>
+          </w:p>
+        </w:tc>
+      </w:tr>
+      <w:tr>
+        <w:trPr>
+          <w:cantSplit/>
+        </w:trPr>
+        <w:tc>
+          <w:tcPr>
+            <w:tcW w:type="dxa" w:w="2800"/>
+            <w:tcMar>
+              <w:top w:type="dxa" w:w="80"/>
+              <w:left w:type="dxa" w:w="100"/>
+              <w:bottom w:type="dxa" w:w="80"/>
+              <w:right w:type="dxa" w:w="100"/>
+            </w:tcMar>
+            <w:vAlign w:val="top"/>
+          </w:tcPr>
+          <w:p>
+            <w:pPr>
+              <w:spacing w:after="40" w:before="0"/>
+            </w:pPr>
+            <w:r>
+              <w:rPr>
+                <w:b/>
+                <w:bCs/>
+                <w:color w:val="0F2B3C"/>
+                <w:sz w:val="20"/>
+                <w:szCs w:val="20"/>
+              </w:rPr>
+              <w:t xml:space="preserve">1.  These values are 0–9: 3, 5, 8, 1. How many values are in the 0–9 bin?</w:t>
+            </w:r>
+          </w:p>
+        </w:tc>
+        <w:tc>
+          <w:tcPr>
+            <w:tcW w:type="dxa" w:w="3560"/>
+            <w:tcMar>
+              <w:top w:type="dxa" w:w="80"/>
+              <w:left w:type="dxa" w:w="100"/>
+              <w:bottom w:type="dxa" w:w="80"/>
+              <w:right w:type="dxa" w:w="100"/>
+            </w:tcMar>
+            <w:vAlign w:val="top"/>
+          </w:tcPr>
+          <w:p>
+            <w:pPr>
+              <w:spacing w:after="50" w:before="0"/>
+            </w:pPr>
+            <w:r>
+              <w:rPr>
+                <w:color w:val="BBBBBB"/>
+                <w:sz w:val="18"/>
+                <w:szCs w:val="18"/>
+              </w:rPr>
+              <w:t xml:space="preserve">____________________________</w:t>
+            </w:r>
+          </w:p>
+          <w:p>
+            <w:pPr>
+              <w:spacing w:after="50" w:before="0"/>
+            </w:pPr>
+            <w:r>
+              <w:rPr>
+                <w:color w:val="BBBBBB"/>
+                <w:sz w:val="18"/>
+                <w:szCs w:val="18"/>
+              </w:rPr>
+              <w:t xml:space="preserve">____________________________</w:t>
+            </w:r>
+          </w:p>
+          <w:p>
+            <w:pPr>
+              <w:spacing w:after="50" w:before="0"/>
+            </w:pPr>
+            <w:r>
+              <w:rPr>
+                <w:color w:val="BBBBBB"/>
+                <w:sz w:val="18"/>
+                <w:szCs w:val="18"/>
+              </w:rPr>
+              <w:t xml:space="preserve">____________________________</w:t>
+            </w:r>
+          </w:p>
+          <w:p>
+            <w:pPr>
+              <w:spacing w:after="50" w:before="0"/>
+            </w:pPr>
+            <w:r>
+              <w:rPr>
+                <w:color w:val="BBBBBB"/>
+                <w:sz w:val="18"/>
+                <w:szCs w:val="18"/>
+              </w:rPr>
+              <w:t xml:space="preserve">____________________________</w:t>
+            </w:r>
+          </w:p>
+        </w:tc>
+        <w:tc>
+          <w:tcPr>
+            <w:tcW w:type="dxa" w:w="3000"/>
+            <w:shd w:fill="FBF3E2" w:color="auto" w:val="clear"/>
+            <w:tcMar>
+              <w:top w:type="dxa" w:w="80"/>
+              <w:left w:type="dxa" w:w="100"/>
+              <w:bottom w:type="dxa" w:w="80"/>
+              <w:right w:type="dxa" w:w="100"/>
+            </w:tcMar>
+            <w:vAlign w:val="top"/>
+          </w:tcPr>
+          <w:p>
+            <w:pPr>
+              <w:spacing w:after="30" w:before="0"/>
+            </w:pPr>
+            <w:r>
+              <w:rPr>
+                <w:b/>
+                <w:bCs/>
+                <w:color w:val="0F2B3C"/>
+                <w:sz w:val="18"/>
+                <w:szCs w:val="18"/>
+              </w:rPr>
+              <w:t xml:space="preserve">Because... ________________</w:t>
+            </w:r>
+          </w:p>
+          <w:p>
+            <w:pPr>
+              <w:spacing w:after="50" w:before="0"/>
+            </w:pPr>
+            <w:r>
+              <w:rPr>
+                <w:color w:val="BBBBBB"/>
+                <w:sz w:val="18"/>
+                <w:szCs w:val="18"/>
+              </w:rPr>
+              <w:t xml:space="preserve">____________________________</w:t>
+            </w:r>
+          </w:p>
+          <w:p>
+            <w:pPr>
+              <w:spacing w:after="30" w:before="40"/>
+            </w:pPr>
+            <w:r>
+              <w:rPr>
+                <w:b/>
+                <w:bCs/>
+                <w:color w:val="1A6FB5"/>
+                <w:sz w:val="18"/>
+                <w:szCs w:val="18"/>
+              </w:rPr>
+              <w:t xml:space="preserve">Although... _______________</w:t>
+            </w:r>
+          </w:p>
+          <w:p>
+            <w:pPr>
+              <w:spacing w:after="50" w:before="0"/>
+            </w:pPr>
+            <w:r>
+              <w:rPr>
+                <w:color w:val="BBBBBB"/>
+                <w:sz w:val="18"/>
+                <w:szCs w:val="18"/>
+              </w:rPr>
+              <w:t xml:space="preserve">____________________________</w:t>
+            </w:r>
+          </w:p>
+          <w:p>
+            <w:pPr>
+              <w:spacing w:after="30" w:before="40"/>
+            </w:pPr>
+            <w:r>
+              <w:rPr>
+                <w:b/>
+                <w:bCs/>
+                <w:color w:val="7A5400"/>
+                <w:sz w:val="18"/>
+                <w:szCs w:val="18"/>
+              </w:rPr>
+              <w:t xml:space="preserve">Therefore... ______________</w:t>
+            </w:r>
+          </w:p>
+          <w:p>
+            <w:pPr>
+              <w:spacing w:after="50" w:before="0"/>
+            </w:pPr>
+            <w:r>
+              <w:rPr>
+                <w:color w:val="BBBBBB"/>
+                <w:sz w:val="18"/>
+                <w:szCs w:val="18"/>
+              </w:rPr>
+              <w:t xml:space="preserve">____________________________</w:t>
+            </w:r>
+          </w:p>
+        </w:tc>
+      </w:tr>
+    </w:tbl>
+    <w:p>
+      <w:pPr>
+        <w:spacing w:after="60" w:before="0"/>
+      </w:pPr>
+      <w:r>
+        <w:t xml:space="preserve"/>
+      </w:r>
+    </w:p>
+    <w:tbl>
+      <w:tblPr>
+        <w:tblW w:type="dxa" w:w="9360"/>
+        <w:tblBorders>
+          <w:top w:val="single" w:color="C7D2DD" w:sz="6"/>
+          <w:left w:val="single" w:color="C7D2DD" w:sz="6"/>
+          <w:bottom w:val="single" w:color="C7D2DD" w:sz="6"/>
+          <w:right w:val="single" w:color="C7D2DD" w:sz="6"/>
+          <w:insideH w:val="single" w:color="C7D2DD" w:sz="6"/>
+          <w:insideV w:val="single" w:color="C7D2DD" w:sz="6"/>
+        </w:tblBorders>
+      </w:tblPr>
+      <w:tblGrid>
+        <w:gridCol w:w="2800"/>
+        <w:gridCol w:w="3560"/>
+        <w:gridCol w:w="3000"/>
+      </w:tblGrid>
+      <w:tr>
+        <w:trPr>
+          <w:cantSplit/>
+          <w:tblHeader/>
+        </w:trPr>
+        <w:tc>
+          <w:tcPr>
+            <w:tcW w:type="dxa" w:w="2800"/>
+            <w:shd w:fill="EEF4F8" w:color="auto" w:val="clear"/>
+            <w:tcMar>
+              <w:top w:type="dxa" w:w="60"/>
+              <w:left w:type="dxa" w:w="100"/>
+              <w:bottom w:type="dxa" w:w="60"/>
+              <w:right w:type="dxa" w:w="100"/>
+            </w:tcMar>
+          </w:tcPr>
+          <w:p>
+            <w:pPr>
+              <w:spacing w:after="0" w:before="0"/>
+            </w:pPr>
+            <w:r>
+              <w:rPr>
+                <w:b/>
+                <w:bCs/>
+                <w:color w:val="0F2B3C"/>
+                <w:sz w:val="16"/>
+                <w:szCs w:val="16"/>
+              </w:rPr>
+              <w:t xml:space="preserve">CORE PROBLEM / GIVEN REPRESENTATION</w:t>
+            </w:r>
+          </w:p>
+        </w:tc>
+        <w:tc>
+          <w:tcPr>
+            <w:tcW w:type="dxa" w:w="3560"/>
+            <w:shd w:fill="EEF4F8" w:color="auto" w:val="clear"/>
+            <w:tcMar>
+              <w:top w:type="dxa" w:w="60"/>
+              <w:left w:type="dxa" w:w="100"/>
+              <w:bottom w:type="dxa" w:w="60"/>
+              <w:right w:type="dxa" w:w="100"/>
+            </w:tcMar>
+          </w:tcPr>
+          <w:p>
+            <w:pPr>
+              <w:spacing w:after="0" w:before="0"/>
+            </w:pPr>
+            <w:r>
+              <w:rPr>
+                <w:b/>
+                <w:bCs/>
+                <w:color w:val="0F2B3C"/>
+                <w:sz w:val="16"/>
+                <w:szCs w:val="16"/>
+              </w:rPr>
+              <w:t xml:space="preserve">WORKING SPACE / CALCULATION STEPS</w:t>
+            </w:r>
+          </w:p>
+        </w:tc>
+        <w:tc>
+          <w:tcPr>
+            <w:tcW w:type="dxa" w:w="3000"/>
+            <w:shd w:fill="FBF3E2" w:color="auto" w:val="clear"/>
+            <w:tcMar>
+              <w:top w:type="dxa" w:w="60"/>
+              <w:left w:type="dxa" w:w="100"/>
+              <w:bottom w:type="dxa" w:w="60"/>
+              <w:right w:type="dxa" w:w="100"/>
+            </w:tcMar>
+          </w:tcPr>
+          <w:p>
+            <w:pPr>
+              <w:spacing w:after="0" w:before="0"/>
+            </w:pPr>
+            <w:r>
+              <w:rPr>
+                <w:b/>
+                <w:bCs/>
+                <w:color w:val="7A5400"/>
+                <w:sz w:val="16"/>
+                <w:szCs w:val="16"/>
+              </w:rPr>
+              <w:t xml:space="preserve">EXPLAIN YOUR REASONING</w:t>
+            </w:r>
+          </w:p>
+        </w:tc>
+      </w:tr>
+      <w:tr>
+        <w:trPr>
+          <w:cantSplit/>
+        </w:trPr>
+        <w:tc>
+          <w:tcPr>
+            <w:tcW w:type="dxa" w:w="2800"/>
+            <w:tcMar>
+              <w:top w:type="dxa" w:w="80"/>
+              <w:left w:type="dxa" w:w="100"/>
+              <w:bottom w:type="dxa" w:w="80"/>
+              <w:right w:type="dxa" w:w="100"/>
+            </w:tcMar>
+            <w:vAlign w:val="top"/>
+          </w:tcPr>
+          <w:p>
+            <w:pPr>
+              <w:spacing w:after="40" w:before="0"/>
+            </w:pPr>
+            <w:r>
+              <w:rPr>
+                <w:b/>
+                <w:bCs/>
+                <w:color w:val="0F2B3C"/>
+                <w:sz w:val="20"/>
+                <w:szCs w:val="20"/>
+              </w:rPr>
+              <w:t xml:space="preserve">2.  Histogram bars: 2, 4, 6, 3. What is the total number of values?</w:t>
+            </w:r>
+          </w:p>
+        </w:tc>
+        <w:tc>
+          <w:tcPr>
+            <w:tcW w:type="dxa" w:w="3560"/>
+            <w:tcMar>
+              <w:top w:type="dxa" w:w="80"/>
+              <w:left w:type="dxa" w:w="100"/>
+              <w:bottom w:type="dxa" w:w="80"/>
+              <w:right w:type="dxa" w:w="100"/>
+            </w:tcMar>
+            <w:vAlign w:val="top"/>
+          </w:tcPr>
+          <w:p>
+            <w:pPr>
+              <w:spacing w:after="50" w:before="0"/>
+            </w:pPr>
+            <w:r>
+              <w:rPr>
+                <w:color w:val="BBBBBB"/>
+                <w:sz w:val="18"/>
+                <w:szCs w:val="18"/>
+              </w:rPr>
+              <w:t xml:space="preserve">____________________________</w:t>
+            </w:r>
+          </w:p>
+          <w:p>
+            <w:pPr>
+              <w:spacing w:after="50" w:before="0"/>
+            </w:pPr>
+            <w:r>
+              <w:rPr>
+                <w:color w:val="BBBBBB"/>
+                <w:sz w:val="18"/>
+                <w:szCs w:val="18"/>
+              </w:rPr>
+              <w:t xml:space="preserve">____________________________</w:t>
+            </w:r>
+          </w:p>
+          <w:p>
+            <w:pPr>
+              <w:spacing w:after="50" w:before="0"/>
+            </w:pPr>
+            <w:r>
+              <w:rPr>
+                <w:color w:val="BBBBBB"/>
+                <w:sz w:val="18"/>
+                <w:szCs w:val="18"/>
+              </w:rPr>
+              <w:t xml:space="preserve">____________________________</w:t>
+            </w:r>
+          </w:p>
+          <w:p>
+            <w:pPr>
+              <w:spacing w:after="50" w:before="0"/>
+            </w:pPr>
+            <w:r>
+              <w:rPr>
+                <w:color w:val="BBBBBB"/>
+                <w:sz w:val="18"/>
+                <w:szCs w:val="18"/>
+              </w:rPr>
+              <w:t xml:space="preserve">____________________________</w:t>
+            </w:r>
+          </w:p>
+        </w:tc>
+        <w:tc>
+          <w:tcPr>
+            <w:tcW w:type="dxa" w:w="3000"/>
+            <w:shd w:fill="FBF3E2" w:color="auto" w:val="clear"/>
+            <w:tcMar>
+              <w:top w:type="dxa" w:w="80"/>
+              <w:left w:type="dxa" w:w="100"/>
+              <w:bottom w:type="dxa" w:w="80"/>
+              <w:right w:type="dxa" w:w="100"/>
+            </w:tcMar>
+            <w:vAlign w:val="top"/>
+          </w:tcPr>
+          <w:p>
+            <w:pPr>
+              <w:spacing w:after="30" w:before="0"/>
+            </w:pPr>
+            <w:r>
+              <w:rPr>
+                <w:b/>
+                <w:bCs/>
+                <w:color w:val="0F2B3C"/>
+                <w:sz w:val="18"/>
+                <w:szCs w:val="18"/>
+              </w:rPr>
+              <w:t xml:space="preserve">Because... ________________</w:t>
+            </w:r>
+          </w:p>
+          <w:p>
+            <w:pPr>
+              <w:spacing w:after="50" w:before="0"/>
+            </w:pPr>
+            <w:r>
+              <w:rPr>
+                <w:color w:val="BBBBBB"/>
+                <w:sz w:val="18"/>
+                <w:szCs w:val="18"/>
+              </w:rPr>
+              <w:t xml:space="preserve">____________________________</w:t>
+            </w:r>
+          </w:p>
+          <w:p>
+            <w:pPr>
+              <w:spacing w:after="30" w:before="40"/>
+            </w:pPr>
+            <w:r>
+              <w:rPr>
+                <w:b/>
+                <w:bCs/>
+                <w:color w:val="1A6FB5"/>
+                <w:sz w:val="18"/>
+                <w:szCs w:val="18"/>
+              </w:rPr>
+              <w:t xml:space="preserve">Although... _______________</w:t>
+            </w:r>
+          </w:p>
+          <w:p>
+            <w:pPr>
+              <w:spacing w:after="50" w:before="0"/>
+            </w:pPr>
+            <w:r>
+              <w:rPr>
+                <w:color w:val="BBBBBB"/>
+                <w:sz w:val="18"/>
+                <w:szCs w:val="18"/>
+              </w:rPr>
+              <w:t xml:space="preserve">____________________________</w:t>
+            </w:r>
+          </w:p>
+          <w:p>
+            <w:pPr>
+              <w:spacing w:after="30" w:before="40"/>
+            </w:pPr>
+            <w:r>
+              <w:rPr>
+                <w:b/>
+                <w:bCs/>
+                <w:color w:val="7A5400"/>
+                <w:sz w:val="18"/>
+                <w:szCs w:val="18"/>
+              </w:rPr>
+              <w:t xml:space="preserve">Therefore... ______________</w:t>
+            </w:r>
+          </w:p>
+          <w:p>
+            <w:pPr>
+              <w:spacing w:after="50" w:before="0"/>
+            </w:pPr>
+            <w:r>
+              <w:rPr>
+                <w:color w:val="BBBBBB"/>
+                <w:sz w:val="18"/>
+                <w:szCs w:val="18"/>
+              </w:rPr>
+              <w:t xml:space="preserve">____________________________</w:t>
+            </w:r>
+          </w:p>
+        </w:tc>
+      </w:tr>
+    </w:tbl>
+    <w:p>
+      <w:pPr>
+        <w:spacing w:after="60" w:before="0"/>
+      </w:pPr>
+      <w:r>
+        <w:t xml:space="preserve"/>
       </w:r>
     </w:p>
     <w:p>
@@ -433,6 +3804,141 @@
         <w:t xml:space="preserve">____________________________________________________</w:t>
       </w:r>
     </w:p>
+    <w:tbl>
+      <w:tblPr>
+        <w:tblW w:type="dxa" w:w="9360"/>
+        <w:tblBorders>
+          <w:top w:val="single" w:color="C7D2DD" w:sz="6"/>
+          <w:left w:val="single" w:color="C7D2DD" w:sz="6"/>
+          <w:bottom w:val="single" w:color="C7D2DD" w:sz="6"/>
+          <w:right w:val="single" w:color="C7D2DD" w:sz="6"/>
+          <w:insideH w:val="single" w:color="C7D2DD" w:sz="6"/>
+          <w:insideV w:val="single" w:color="C7D2DD" w:sz="6"/>
+        </w:tblBorders>
+      </w:tblPr>
+      <w:tblGrid>
+        <w:gridCol w:w="3120"/>
+        <w:gridCol w:w="3120"/>
+        <w:gridCol w:w="3120"/>
+      </w:tblGrid>
+      <w:tr>
+        <w:trPr>
+          <w:cantSplit/>
+          <w:tblHeader/>
+        </w:trPr>
+        <w:tc>
+          <w:tcPr>
+            <w:tcW w:type="dxa" w:w="9360"/>
+            <w:gridSpan w:val="3"/>
+            <w:shd w:fill="EEF4F8" w:color="auto" w:val="clear"/>
+            <w:tcMar>
+              <w:top w:type="dxa" w:w="60"/>
+              <w:left w:type="dxa" w:w="100"/>
+              <w:bottom w:type="dxa" w:w="60"/>
+              <w:right w:type="dxa" w:w="100"/>
+            </w:tcMar>
+          </w:tcPr>
+          <w:p>
+            <w:pPr>
+              <w:spacing w:after="0" w:before="0"/>
+            </w:pPr>
+            <w:r>
+              <w:rPr>
+                <w:b/>
+                <w:bCs/>
+                <w:color w:val="0F2B3C"/>
+                <w:sz w:val="18"/>
+                <w:szCs w:val="18"/>
+              </w:rPr>
+              <w:t xml:space="preserve">EXIT CHECK · 3-POINT SELF-ASSESSMENT CHECKLIST</w:t>
+            </w:r>
+          </w:p>
+        </w:tc>
+      </w:tr>
+      <w:tr>
+        <w:trPr>
+          <w:cantSplit/>
+        </w:trPr>
+        <w:tc>
+          <w:tcPr>
+            <w:tcW w:type="dxa" w:w="3120"/>
+            <w:tcMar>
+              <w:top w:type="dxa" w:w="80"/>
+              <w:left w:type="dxa" w:w="100"/>
+              <w:bottom w:type="dxa" w:w="80"/>
+              <w:right w:type="dxa" w:w="100"/>
+            </w:tcMar>
+          </w:tcPr>
+          <w:p>
+            <w:pPr>
+              <w:spacing w:after="0" w:before="0"/>
+            </w:pPr>
+            <w:r>
+              <w:rPr>
+                <w:b/>
+                <w:bCs/>
+                <w:color w:val="0F2B3C"/>
+                <w:sz w:val="18"/>
+                <w:szCs w:val="18"/>
+              </w:rPr>
+              <w:t xml:space="preserve">☐ 1. Units &amp; Labels Verified</w:t>
+            </w:r>
+          </w:p>
+        </w:tc>
+        <w:tc>
+          <w:tcPr>
+            <w:tcW w:type="dxa" w:w="3120"/>
+            <w:tcMar>
+              <w:top w:type="dxa" w:w="80"/>
+              <w:left w:type="dxa" w:w="100"/>
+              <w:bottom w:type="dxa" w:w="80"/>
+              <w:right w:type="dxa" w:w="100"/>
+            </w:tcMar>
+          </w:tcPr>
+          <w:p>
+            <w:pPr>
+              <w:spacing w:after="0" w:before="0"/>
+            </w:pPr>
+            <w:r>
+              <w:rPr>
+                <w:b/>
+                <w:bCs/>
+                <w:color w:val="0F2B3C"/>
+                <w:sz w:val="18"/>
+                <w:szCs w:val="18"/>
+              </w:rPr>
+              <w:t xml:space="preserve">☐ 2. Reasoning Stated (Because / Although / Therefore)</w:t>
+            </w:r>
+          </w:p>
+        </w:tc>
+        <w:tc>
+          <w:tcPr>
+            <w:tcW w:type="dxa" w:w="3120"/>
+            <w:tcMar>
+              <w:top w:type="dxa" w:w="80"/>
+              <w:left w:type="dxa" w:w="100"/>
+              <w:bottom w:type="dxa" w:w="80"/>
+              <w:right w:type="dxa" w:w="100"/>
+            </w:tcMar>
+          </w:tcPr>
+          <w:p>
+            <w:pPr>
+              <w:spacing w:after="0" w:before="0"/>
+            </w:pPr>
+            <w:r>
+              <w:rPr>
+                <w:b/>
+                <w:bCs/>
+                <w:color w:val="0F2B3C"/>
+                <w:sz w:val="18"/>
+                <w:szCs w:val="18"/>
+              </w:rPr>
+              <w:t xml:space="preserve">☐ 3. Calculations Double-Checked</w:t>
+            </w:r>
+          </w:p>
+        </w:tc>
+      </w:tr>
+    </w:tbl>
     <w:p>
       <w:pPr>
         <w:spacing w:after="60" w:before="120"/>
